--- a/Project_AI/Slots/H026_彩罐熱舞 1000/文件/101014_Game Description.docx
+++ b/Project_AI/Slots/H026_彩罐熱舞 1000/文件/101014_Game Description.docx
@@ -27,18 +27,18 @@
         <mc:AlternateContent>
           <mc:Choice Requires="wps">
             <w:drawing>
-              <wp:anchor distT="0" distB="0" distL="0" distR="0" simplePos="0" relativeHeight="251658240" behindDoc="1" locked="0" layoutInCell="1" hidden="0" allowOverlap="1" wp14:anchorId="5C9A2039" wp14:editId="1FD300A7">
+              <wp:anchor distT="0" distB="0" distL="0" distR="0" simplePos="0" relativeHeight="251658240" behindDoc="1" locked="0" layoutInCell="1" hidden="0" allowOverlap="1" wp14:anchorId="04C68B07" wp14:editId="4FD039B3">
                 <wp:simplePos x="0" y="0"/>
                 <wp:positionH relativeFrom="page">
-                  <wp:posOffset>-33325</wp:posOffset>
+                  <wp:posOffset>-23803</wp:posOffset>
                 </wp:positionH>
                 <wp:positionV relativeFrom="page">
-                  <wp:posOffset>-33325</wp:posOffset>
+                  <wp:posOffset>-23803</wp:posOffset>
                 </wp:positionV>
-                <wp:extent cx="7629525" cy="10763250"/>
+                <wp:extent cx="7610475" cy="10744200"/>
                 <wp:effectExtent l="0" t="0" r="0" b="0"/>
                 <wp:wrapNone/>
-                <wp:docPr id="2146794194" name="手繪多邊形: 圖案 2146794194"/>
+                <wp:docPr id="2146794185" name="手繪多邊形: 圖案 2146794185"/>
                 <wp:cNvGraphicFramePr/>
                 <a:graphic xmlns:a="http://schemas.openxmlformats.org/drawingml/2006/main">
                   <a:graphicData uri="http://schemas.microsoft.com/office/word/2010/wordprocessingShape">
@@ -94,7 +94,7 @@
           </mc:Choice>
           <mc:Fallback>
             <w:pict>
-              <v:shape w14:anchorId="20FFA0D5" id="手繪多邊形: 圖案 2146794194" o:spid="_x0000_s1026" style="position:absolute;margin-left:-2.6pt;margin-top:-2.6pt;width:600.75pt;height:847.5pt;z-index:-251658240;visibility:visible;mso-wrap-style:square;mso-wrap-distance-left:0;mso-wrap-distance-top:0;mso-wrap-distance-right:0;mso-wrap-distance-bottom:0;mso-position-horizontal:absolute;mso-position-horizontal-relative:page;mso-position-vertical:absolute;mso-position-vertical-relative:page;v-text-anchor:middle" coordsize="7562850,10696575" o:gfxdata="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" path="m7562850,10696575l,10696575,,,7562850,r,10696575xe" fillcolor="#efefef" stroked="f">
+              <v:shape w14:anchorId="2196E8C4" id="手繪多邊形: 圖案 2146794185" o:spid="_x0000_s1026" style="position:absolute;margin-left:-1.85pt;margin-top:-1.85pt;width:599.25pt;height:846pt;z-index:-251658240;visibility:visible;mso-wrap-style:square;mso-wrap-distance-left:0;mso-wrap-distance-top:0;mso-wrap-distance-right:0;mso-wrap-distance-bottom:0;mso-position-horizontal:absolute;mso-position-horizontal-relative:page;mso-position-vertical:absolute;mso-position-vertical-relative:page;v-text-anchor:middle" coordsize="7562850,10696575" o:gfxdata="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" path="m7562850,10696575l,10696575,,,7562850,r,10696575xe" fillcolor="#efefef" stroked="f">
                 <v:path arrowok="t" o:extrusionok="f"/>
                 <w10:wrap anchorx="page" anchory="page"/>
               </v:shape>
@@ -112,18 +112,18 @@
         <mc:AlternateContent>
           <mc:Choice Requires="wps">
             <w:drawing>
-              <wp:anchor distT="0" distB="0" distL="0" distR="0" simplePos="0" relativeHeight="251659264" behindDoc="0" locked="0" layoutInCell="1" hidden="0" allowOverlap="1" wp14:anchorId="7CCCC741" wp14:editId="5704F87B">
+              <wp:anchor distT="0" distB="0" distL="0" distR="0" simplePos="0" relativeHeight="251659264" behindDoc="0" locked="0" layoutInCell="1" hidden="0" allowOverlap="1" wp14:anchorId="02425DAD" wp14:editId="47105A90">
                 <wp:simplePos x="0" y="0"/>
                 <wp:positionH relativeFrom="page">
-                  <wp:posOffset>4248005</wp:posOffset>
+                  <wp:posOffset>4257530</wp:posOffset>
                 </wp:positionH>
                 <wp:positionV relativeFrom="page">
-                  <wp:posOffset>-33325</wp:posOffset>
+                  <wp:posOffset>-23803</wp:posOffset>
                 </wp:positionV>
-                <wp:extent cx="3348354" cy="3300730"/>
+                <wp:extent cx="3329304" cy="3281680"/>
                 <wp:effectExtent l="0" t="0" r="0" b="0"/>
                 <wp:wrapNone/>
-                <wp:docPr id="2146794193" name="手繪多邊形: 圖案 2146794193"/>
+                <wp:docPr id="2146794183" name="手繪多邊形: 圖案 2146794183"/>
                 <wp:cNvGraphicFramePr/>
                 <a:graphic xmlns:a="http://schemas.openxmlformats.org/drawingml/2006/main">
                   <a:graphicData uri="http://schemas.microsoft.com/office/word/2010/wordprocessingShape">
@@ -241,7 +241,7 @@
                         </a:custGeom>
                         <a:solidFill>
                           <a:srgbClr val="D8D8D8">
-                            <a:alpha val="10196"/>
+                            <a:alpha val="10588"/>
                           </a:srgbClr>
                         </a:solidFill>
                         <a:ln>
@@ -259,8 +259,8 @@
           </mc:Choice>
           <mc:Fallback>
             <w:pict>
-              <v:shape w14:anchorId="7902E55B" id="手繪多邊形: 圖案 2146794193" o:spid="_x0000_s1026" style="position:absolute;margin-left:334.5pt;margin-top:-2.6pt;width:263.65pt;height:259.9pt;z-index:251659264;visibility:visible;mso-wrap-style:square;mso-wrap-distance-left:0;mso-wrap-distance-top:0;mso-wrap-distance-right:0;mso-wrap-distance-bottom:0;mso-position-horizontal:absolute;mso-position-horizontal-relative:page;mso-position-vertical:absolute;mso-position-vertical-relative:page;v-text-anchor:middle" coordsize="3281679,3234055" o:gfxdata="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" path="m276464,1354310l179637,1109697,2502191,179656,,179656,,,3281508,r,408981l2638512,408981,276464,1354310xem1025592,2393918l839584,2207910,2638512,408981r642996,l3281508,624292r-486290,l1025592,2393918xem2051185,3028384l1810394,2923914,2795218,624292r486290,l3281508,690542r-227663,l2051185,3028384xem3281508,3233502r-227663,l3053845,690542r227663,l3281508,3233502xe" fillcolor="#d8d8d8" stroked="f">
-                <v:fill opacity="6682f"/>
+              <v:shape w14:anchorId="77574F3A" id="手繪多邊形: 圖案 2146794183" o:spid="_x0000_s1026" style="position:absolute;margin-left:335.25pt;margin-top:-1.85pt;width:262.15pt;height:258.4pt;z-index:251659264;visibility:visible;mso-wrap-style:square;mso-wrap-distance-left:0;mso-wrap-distance-top:0;mso-wrap-distance-right:0;mso-wrap-distance-bottom:0;mso-position-horizontal:absolute;mso-position-horizontal-relative:page;mso-position-vertical:absolute;mso-position-vertical-relative:page;v-text-anchor:middle" coordsize="3281679,3234055" o:gfxdata="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" path="m276464,1354310l179637,1109697,2502191,179656,,179656,,,3281508,r,408981l2638512,408981,276464,1354310xem1025592,2393918l839584,2207910,2638512,408981r642996,l3281508,624292r-486290,l1025592,2393918xem2051185,3028384l1810394,2923914,2795218,624292r486290,l3281508,690542r-227663,l2051185,3028384xem3281508,3233502r-227663,l3053845,690542r227663,l3281508,3233502xe" fillcolor="#d8d8d8" stroked="f">
+                <v:fill opacity="6939f"/>
                 <v:path arrowok="t" o:extrusionok="f"/>
                 <w10:wrap anchorx="page" anchory="page"/>
               </v:shape>
@@ -793,10 +793,10 @@
         <mc:AlternateContent>
           <mc:Choice Requires="wpg">
             <w:drawing>
-              <wp:inline distT="0" distB="0" distL="0" distR="0" wp14:anchorId="74BD67DD" wp14:editId="214679AE">
+              <wp:inline distT="0" distB="0" distL="0" distR="0" wp14:anchorId="596F204D" wp14:editId="17372096">
                 <wp:extent cx="5493385" cy="19050"/>
                 <wp:effectExtent l="0" t="0" r="0" b="0"/>
-                <wp:docPr id="2146794195" name="群組 2146794195"/>
+                <wp:docPr id="2146794184" name="群組 2146794184"/>
                 <wp:cNvGraphicFramePr/>
                 <a:graphic xmlns:a="http://schemas.openxmlformats.org/drawingml/2006/main">
                   <a:graphicData uri="http://schemas.microsoft.com/office/word/2010/wordprocessingGroup">
@@ -977,8 +977,8 @@
                                   <a:xfrm>
                                     <a:off x="2599308" y="3770475"/>
                                     <a:ext cx="5493385" cy="19050"/>
-                                    <a:chOff x="2599300" y="3770475"/>
-                                    <a:chExt cx="5493400" cy="19050"/>
+                                    <a:chOff x="0" y="0"/>
+                                    <a:chExt cx="5493385" cy="19050"/>
                                   </a:xfrm>
                                 </wpg:grpSpPr>
                                 <wps:wsp>
@@ -986,8 +986,8 @@
                                   <wps:cNvSpPr/>
                                   <wps:spPr>
                                     <a:xfrm>
-                                      <a:off x="2599300" y="3770475"/>
-                                      <a:ext cx="5493400" cy="19050"/>
+                                      <a:off x="0" y="0"/>
+                                      <a:ext cx="5493375" cy="19050"/>
                                     </a:xfrm>
                                     <a:prstGeom prst="rect">
                                       <a:avLst/>
@@ -1010,128 +1010,46 @@
                                     <a:noAutofit/>
                                   </wps:bodyPr>
                                 </wps:wsp>
-                                <wpg:grpSp>
-                                  <wpg:cNvPr id="13" name="群組 13"/>
-                                  <wpg:cNvGrpSpPr/>
-                                  <wpg:grpSpPr>
+                                <wps:wsp>
+                                  <wps:cNvPr id="13" name="手繪多邊形: 圖案 13"/>
+                                  <wps:cNvSpPr/>
+                                  <wps:spPr>
                                     <a:xfrm>
-                                      <a:off x="2599308" y="3770475"/>
-                                      <a:ext cx="5493385" cy="19050"/>
-                                      <a:chOff x="2599300" y="3770475"/>
-                                      <a:chExt cx="5493400" cy="19050"/>
+                                      <a:off x="0" y="9525"/>
+                                      <a:ext cx="5493385" cy="1270"/>
                                     </a:xfrm>
-                                  </wpg:grpSpPr>
-                                  <wps:wsp>
-                                    <wps:cNvPr id="14" name="矩形 14"/>
-                                    <wps:cNvSpPr/>
-                                    <wps:spPr>
-                                      <a:xfrm>
-                                        <a:off x="2599300" y="3770475"/>
-                                        <a:ext cx="5493400" cy="19050"/>
-                                      </a:xfrm>
-                                      <a:prstGeom prst="rect">
-                                        <a:avLst/>
-                                      </a:prstGeom>
-                                      <a:noFill/>
-                                      <a:ln>
-                                        <a:noFill/>
-                                      </a:ln>
-                                    </wps:spPr>
-                                    <wps:txbx>
-                                      <w:txbxContent>
-                                        <w:p>
-                                          <w:pPr>
-                                            <w:textDirection w:val="btLr"/>
-                                          </w:pPr>
-                                        </w:p>
-                                      </w:txbxContent>
-                                    </wps:txbx>
-                                    <wps:bodyPr spcFirstLastPara="1" wrap="square" lIns="91425" tIns="91425" rIns="91425" bIns="91425" anchor="ctr" anchorCtr="0">
-                                      <a:noAutofit/>
-                                    </wps:bodyPr>
-                                  </wps:wsp>
-                                  <wpg:grpSp>
-                                    <wpg:cNvPr id="15" name="群組 15"/>
-                                    <wpg:cNvGrpSpPr/>
-                                    <wpg:grpSpPr>
-                                      <a:xfrm>
-                                        <a:off x="2599308" y="3770475"/>
-                                        <a:ext cx="5493385" cy="19050"/>
-                                        <a:chOff x="0" y="0"/>
-                                        <a:chExt cx="5493385" cy="19050"/>
-                                      </a:xfrm>
-                                    </wpg:grpSpPr>
-                                    <wps:wsp>
-                                      <wps:cNvPr id="16" name="矩形 16"/>
-                                      <wps:cNvSpPr/>
-                                      <wps:spPr>
-                                        <a:xfrm>
-                                          <a:off x="0" y="0"/>
-                                          <a:ext cx="5493375" cy="19050"/>
-                                        </a:xfrm>
-                                        <a:prstGeom prst="rect">
-                                          <a:avLst/>
-                                        </a:prstGeom>
-                                        <a:noFill/>
-                                        <a:ln>
-                                          <a:noFill/>
-                                        </a:ln>
-                                      </wps:spPr>
-                                      <wps:txbx>
-                                        <w:txbxContent>
-                                          <w:p>
-                                            <w:pPr>
-                                              <w:textDirection w:val="btLr"/>
-                                            </w:pPr>
-                                          </w:p>
-                                        </w:txbxContent>
-                                      </wps:txbx>
-                                      <wps:bodyPr spcFirstLastPara="1" wrap="square" lIns="91425" tIns="91425" rIns="91425" bIns="91425" anchor="ctr" anchorCtr="0">
-                                        <a:noAutofit/>
-                                      </wps:bodyPr>
-                                    </wps:wsp>
-                                    <wps:wsp>
-                                      <wps:cNvPr id="17" name="手繪多邊形: 圖案 17"/>
-                                      <wps:cNvSpPr/>
-                                      <wps:spPr>
-                                        <a:xfrm>
-                                          <a:off x="0" y="9525"/>
-                                          <a:ext cx="5493385" cy="1270"/>
-                                        </a:xfrm>
-                                        <a:custGeom>
-                                          <a:avLst/>
-                                          <a:gdLst/>
-                                          <a:ahLst/>
-                                          <a:cxnLst/>
-                                          <a:rect l="l" t="t" r="r" b="b"/>
-                                          <a:pathLst>
-                                            <a:path w="5493385" h="120000" extrusionOk="0">
-                                              <a:moveTo>
-                                                <a:pt x="0" y="0"/>
-                                              </a:moveTo>
-                                              <a:lnTo>
-                                                <a:pt x="5493233" y="0"/>
-                                              </a:lnTo>
-                                            </a:path>
-                                          </a:pathLst>
-                                        </a:custGeom>
-                                        <a:noFill/>
-                                        <a:ln w="19050" cap="flat" cmpd="sng">
-                                          <a:solidFill>
-                                            <a:srgbClr val="000000"/>
-                                          </a:solidFill>
-                                          <a:prstDash val="solid"/>
-                                          <a:round/>
-                                          <a:headEnd type="none" w="sm" len="sm"/>
-                                          <a:tailEnd type="none" w="sm" len="sm"/>
-                                        </a:ln>
-                                      </wps:spPr>
-                                      <wps:bodyPr spcFirstLastPara="1" wrap="square" lIns="91425" tIns="91425" rIns="91425" bIns="91425" anchor="ctr" anchorCtr="0">
-                                        <a:noAutofit/>
-                                      </wps:bodyPr>
-                                    </wps:wsp>
-                                  </wpg:grpSp>
-                                </wpg:grpSp>
+                                    <a:custGeom>
+                                      <a:avLst/>
+                                      <a:gdLst/>
+                                      <a:ahLst/>
+                                      <a:cxnLst/>
+                                      <a:rect l="l" t="t" r="r" b="b"/>
+                                      <a:pathLst>
+                                        <a:path w="5493385" h="120000" extrusionOk="0">
+                                          <a:moveTo>
+                                            <a:pt x="0" y="0"/>
+                                          </a:moveTo>
+                                          <a:lnTo>
+                                            <a:pt x="5493233" y="0"/>
+                                          </a:lnTo>
+                                        </a:path>
+                                      </a:pathLst>
+                                    </a:custGeom>
+                                    <a:noFill/>
+                                    <a:ln w="19050" cap="flat" cmpd="sng">
+                                      <a:solidFill>
+                                        <a:srgbClr val="000000"/>
+                                      </a:solidFill>
+                                      <a:prstDash val="solid"/>
+                                      <a:round/>
+                                      <a:headEnd type="none" w="sm" len="sm"/>
+                                      <a:tailEnd type="none" w="sm" len="sm"/>
+                                    </a:ln>
+                                  </wps:spPr>
+                                  <wps:bodyPr spcFirstLastPara="1" wrap="square" lIns="91425" tIns="91425" rIns="91425" bIns="91425" anchor="ctr" anchorCtr="0">
+                                    <a:noAutofit/>
+                                  </wps:bodyPr>
+                                </wps:wsp>
                               </wpg:grpSp>
                             </wpg:grpSp>
                           </wpg:grpSp>
@@ -1145,7 +1063,7 @@
           </mc:Choice>
           <mc:Fallback>
             <w:pict>
-              <v:group w14:anchorId="74BD67DD" id="群組 2146794195" o:spid="_x0000_s1026" style="width:432.55pt;height:1.5pt;mso-position-horizontal-relative:char;mso-position-vertical-relative:line" coordorigin="25993,37704" coordsize="54934,190" o:gfxdata="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">
+              <v:group w14:anchorId="596F204D" id="群組 2146794184" o:spid="_x0000_s1026" style="width:432.55pt;height:1.5pt;mso-position-horizontal-relative:char;mso-position-vertical-relative:line" coordorigin="25993,37704" coordsize="54934,190" o:gfxdata="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">
                 <v:group id="群組 3" o:spid="_x0000_s1027" style="position:absolute;left:25993;top:37704;width:54933;height:191" coordorigin="25993,37704" coordsize="54934,190" o:gfxdata="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">
                   <v:rect id="矩形 4" o:spid="_x0000_s1028" style="position:absolute;left:25993;top:37704;width:54934;height:191;visibility:visible;mso-wrap-style:square;v-text-anchor:middle" o:gfxdata="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" filled="f" stroked="f">
                     <v:textbox inset="2.53958mm,2.53958mm,2.53958mm,2.53958mm">
@@ -1194,8 +1112,8 @@
                             </w:txbxContent>
                           </v:textbox>
                         </v:rect>
-                        <v:group id="群組 11" o:spid="_x0000_s1035" style="position:absolute;left:25993;top:37704;width:54933;height:191" coordorigin="25993,37704" coordsize="54934,190" o:gfxdata="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">
-                          <v:rect id="矩形 12" o:spid="_x0000_s1036" style="position:absolute;left:25993;top:37704;width:54934;height:191;visibility:visible;mso-wrap-style:square;v-text-anchor:middle" o:gfxdata="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" filled="f" stroked="f">
+                        <v:group id="群組 11" o:spid="_x0000_s1035" style="position:absolute;left:25993;top:37704;width:54933;height:191" coordsize="54933,190" o:gfxdata="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">
+                          <v:rect id="矩形 12" o:spid="_x0000_s1036" style="position:absolute;width:54933;height:190;visibility:visible;mso-wrap-style:square;v-text-anchor:middle" o:gfxdata="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" filled="f" stroked="f">
                             <v:textbox inset="2.53958mm,2.53958mm,2.53958mm,2.53958mm">
                               <w:txbxContent>
                                 <w:p>
@@ -1206,36 +1124,10 @@
                               </w:txbxContent>
                             </v:textbox>
                           </v:rect>
-                          <v:group id="群組 13" o:spid="_x0000_s1037" style="position:absolute;left:25993;top:37704;width:54933;height:191" coordorigin="25993,37704" coordsize="54934,190" o:gfxdata="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">
-                            <v:rect id="矩形 14" o:spid="_x0000_s1038" style="position:absolute;left:25993;top:37704;width:54934;height:191;visibility:visible;mso-wrap-style:square;v-text-anchor:middle" o:gfxdata="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" filled="f" stroked="f">
-                              <v:textbox inset="2.53958mm,2.53958mm,2.53958mm,2.53958mm">
-                                <w:txbxContent>
-                                  <w:p>
-                                    <w:pPr>
-                                      <w:textDirection w:val="btLr"/>
-                                    </w:pPr>
-                                  </w:p>
-                                </w:txbxContent>
-                              </v:textbox>
-                            </v:rect>
-                            <v:group id="群組 15" o:spid="_x0000_s1039" style="position:absolute;left:25993;top:37704;width:54933;height:191" coordsize="54933,190" o:gfxdata="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">
-                              <v:rect id="矩形 16" o:spid="_x0000_s1040" style="position:absolute;width:54933;height:190;visibility:visible;mso-wrap-style:square;v-text-anchor:middle" o:gfxdata="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" filled="f" stroked="f">
-                                <v:textbox inset="2.53958mm,2.53958mm,2.53958mm,2.53958mm">
-                                  <w:txbxContent>
-                                    <w:p>
-                                      <w:pPr>
-                                        <w:textDirection w:val="btLr"/>
-                                      </w:pPr>
-                                    </w:p>
-                                  </w:txbxContent>
-                                </v:textbox>
-                              </v:rect>
-                              <v:shape id="手繪多邊形: 圖案 17" o:spid="_x0000_s1041" style="position:absolute;top:95;width:54933;height:12;visibility:visible;mso-wrap-style:square;v-text-anchor:middle" coordsize="5493385,120000" o:gfxdata="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" path="m,l5493233,e" filled="f" strokeweight="1.5pt">
-                                <v:stroke startarrowwidth="narrow" startarrowlength="short" endarrowwidth="narrow" endarrowlength="short"/>
-                                <v:path arrowok="t" o:extrusionok="f"/>
-                              </v:shape>
-                            </v:group>
-                          </v:group>
+                          <v:shape id="手繪多邊形: 圖案 13" o:spid="_x0000_s1037" style="position:absolute;top:95;width:54933;height:12;visibility:visible;mso-wrap-style:square;v-text-anchor:middle" coordsize="5493385,120000" o:gfxdata="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" path="m,l5493233,e" filled="f" strokeweight="1.5pt">
+                            <v:stroke startarrowwidth="narrow" startarrowlength="short" endarrowwidth="narrow" endarrowlength="short"/>
+                            <v:path arrowok="t" o:extrusionok="f"/>
+                          </v:shape>
                         </v:group>
                       </v:group>
                     </v:group>
@@ -1263,12 +1155,14 @@
         <w:ind w:left="15"/>
         <w:jc w:val="center"/>
         <w:rPr>
+          <w:rFonts w:ascii="微軟正黑體" w:eastAsia="微軟正黑體" w:hAnsi="微軟正黑體" w:cs="微軟正黑體"/>
           <w:sz w:val="36"/>
           <w:szCs w:val="36"/>
         </w:rPr>
       </w:pPr>
       <w:r>
         <w:rPr>
+          <w:rFonts w:ascii="微軟正黑體" w:eastAsia="微軟正黑體" w:hAnsi="微軟正黑體" w:cs="微軟正黑體"/>
           <w:sz w:val="36"/>
           <w:szCs w:val="36"/>
         </w:rPr>
@@ -1281,6 +1175,7 @@
         <w:ind w:left="15"/>
         <w:jc w:val="center"/>
         <w:rPr>
+          <w:rFonts w:ascii="微軟正黑體" w:eastAsia="微軟正黑體" w:hAnsi="微軟正黑體" w:cs="微軟正黑體"/>
           <w:sz w:val="36"/>
           <w:szCs w:val="36"/>
         </w:rPr>
@@ -1292,6 +1187,7 @@
         <w:ind w:left="15"/>
         <w:jc w:val="center"/>
         <w:rPr>
+          <w:rFonts w:ascii="微軟正黑體" w:eastAsia="微軟正黑體" w:hAnsi="微軟正黑體" w:cs="微軟正黑體"/>
           <w:sz w:val="36"/>
           <w:szCs w:val="36"/>
         </w:rPr>
@@ -1303,6 +1199,7 @@
         <w:ind w:left="15"/>
         <w:jc w:val="center"/>
         <w:rPr>
+          <w:rFonts w:ascii="微軟正黑體" w:eastAsia="微軟正黑體" w:hAnsi="微軟正黑體" w:cs="微軟正黑體"/>
           <w:sz w:val="36"/>
           <w:szCs w:val="36"/>
         </w:rPr>
@@ -1314,6 +1211,7 @@
         <w:ind w:left="15"/>
         <w:jc w:val="center"/>
         <w:rPr>
+          <w:rFonts w:ascii="微軟正黑體" w:eastAsia="微軟正黑體" w:hAnsi="微軟正黑體" w:cs="微軟正黑體"/>
           <w:sz w:val="36"/>
           <w:szCs w:val="36"/>
         </w:rPr>
@@ -1325,6 +1223,7 @@
         <w:ind w:left="15"/>
         <w:jc w:val="center"/>
         <w:rPr>
+          <w:rFonts w:ascii="微軟正黑體" w:eastAsia="微軟正黑體" w:hAnsi="微軟正黑體" w:cs="微軟正黑體"/>
           <w:sz w:val="36"/>
           <w:szCs w:val="36"/>
         </w:rPr>
@@ -1335,6 +1234,7 @@
         <w:ind w:left="107"/>
         <w:jc w:val="center"/>
         <w:rPr>
+          <w:rFonts w:ascii="微軟正黑體" w:eastAsia="微軟正黑體" w:hAnsi="微軟正黑體" w:cs="微軟正黑體"/>
           <w:sz w:val="36"/>
           <w:szCs w:val="36"/>
         </w:rPr>
@@ -1347,15 +1247,16 @@
       </w:pPr>
       <w:r>
         <w:rPr>
+          <w:rFonts w:ascii="微軟正黑體" w:eastAsia="微軟正黑體" w:hAnsi="微軟正黑體" w:cs="微軟正黑體"/>
           <w:noProof/>
           <w:sz w:val="36"/>
           <w:szCs w:val="36"/>
         </w:rPr>
         <w:drawing>
-          <wp:inline distT="114300" distB="114300" distL="114300" distR="114300" wp14:anchorId="27B6CD5F" wp14:editId="2AF18217">
+          <wp:inline distT="114300" distB="114300" distL="114300" distR="114300" wp14:anchorId="38E9E293" wp14:editId="7FA5F133">
             <wp:extent cx="2524125" cy="428625"/>
             <wp:effectExtent l="0" t="0" r="0" b="0"/>
-            <wp:docPr id="2146794197" name="image1.png"/>
+            <wp:docPr id="2146794187" name="image1.png"/>
             <wp:cNvGraphicFramePr/>
             <a:graphic xmlns:a="http://schemas.openxmlformats.org/drawingml/2006/main">
               <a:graphicData uri="http://schemas.openxmlformats.org/drawingml/2006/picture">
@@ -1403,26 +1304,14 @@
           <w:ilvl w:val="0"/>
           <w:numId w:val="1"/>
         </w:numPr>
-        <w:pBdr>
-          <w:top w:val="nil"/>
-          <w:left w:val="nil"/>
-          <w:bottom w:val="nil"/>
-          <w:right w:val="nil"/>
-          <w:between w:val="nil"/>
-        </w:pBdr>
         <w:spacing w:line="300" w:lineRule="auto"/>
-        <w:rPr>
-          <w:color w:val="000000"/>
-          <w:sz w:val="24"/>
-          <w:szCs w:val="24"/>
-        </w:rPr>
-      </w:pPr>
-      <w:r>
-        <w:rPr>
-          <w:sz w:val="24"/>
-          <w:szCs w:val="24"/>
-        </w:rPr>
-        <w:t>THIS IS A 5-REEL SLOT MACHINE.</w:t>
+      </w:pPr>
+      <w:r>
+        <w:rPr>
+          <w:sz w:val="24"/>
+          <w:szCs w:val="24"/>
+        </w:rPr>
+        <w:t>THIS IS A 5-REEL SLOT GAME WITH 20 FIXED PAYLINES.</w:t>
       </w:r>
     </w:p>
     <w:p>
@@ -1439,26 +1328,14 @@
           <w:ilvl w:val="0"/>
           <w:numId w:val="1"/>
         </w:numPr>
-        <w:pBdr>
-          <w:top w:val="nil"/>
-          <w:left w:val="nil"/>
-          <w:bottom w:val="nil"/>
-          <w:right w:val="nil"/>
-          <w:between w:val="nil"/>
-        </w:pBdr>
         <w:spacing w:line="300" w:lineRule="auto"/>
-        <w:rPr>
-          <w:color w:val="000000"/>
-          <w:sz w:val="24"/>
-          <w:szCs w:val="24"/>
-        </w:rPr>
-      </w:pPr>
-      <w:r>
-        <w:rPr>
-          <w:sz w:val="24"/>
-          <w:szCs w:val="24"/>
-        </w:rPr>
-        <w:t>WILD SYMBOL</w:t>
+      </w:pPr>
+      <w:r>
+        <w:rPr>
+          <w:sz w:val="24"/>
+          <w:szCs w:val="24"/>
+        </w:rPr>
+        <w:t>ALL WINNING SYMBOLS PAY FROM LEFT TO RIGHT ON SELECTED PAYLINES.</w:t>
       </w:r>
     </w:p>
     <w:p>
@@ -1467,26 +1344,14 @@
           <w:ilvl w:val="0"/>
           <w:numId w:val="1"/>
         </w:numPr>
-        <w:pBdr>
-          <w:top w:val="nil"/>
-          <w:left w:val="nil"/>
-          <w:bottom w:val="nil"/>
-          <w:right w:val="nil"/>
-          <w:between w:val="nil"/>
-        </w:pBdr>
         <w:spacing w:line="300" w:lineRule="auto"/>
-        <w:rPr>
-          <w:color w:val="000000"/>
-          <w:sz w:val="24"/>
-          <w:szCs w:val="24"/>
-        </w:rPr>
-      </w:pPr>
-      <w:r>
-        <w:rPr>
-          <w:sz w:val="24"/>
-          <w:szCs w:val="24"/>
-        </w:rPr>
-        <w:t>[WW] SUBSTITUTES FOR ALL SYMBOLS EXCEPT [Scatter].</w:t>
+      </w:pPr>
+      <w:r>
+        <w:rPr>
+          <w:sz w:val="24"/>
+          <w:szCs w:val="24"/>
+        </w:rPr>
+        <w:t>ONLY THE HIGHEST WIN IS PAID ON EACH PAYLINE.</w:t>
       </w:r>
     </w:p>
     <w:p>
@@ -1495,33 +1360,14 @@
           <w:ilvl w:val="0"/>
           <w:numId w:val="1"/>
         </w:numPr>
-        <w:pBdr>
-          <w:top w:val="nil"/>
-          <w:left w:val="nil"/>
-          <w:bottom w:val="nil"/>
-          <w:right w:val="nil"/>
-          <w:between w:val="nil"/>
-        </w:pBdr>
         <w:spacing w:line="300" w:lineRule="auto"/>
-        <w:rPr>
-          <w:color w:val="000000"/>
-          <w:sz w:val="24"/>
-          <w:szCs w:val="24"/>
-        </w:rPr>
-      </w:pPr>
-      <w:r>
-        <w:rPr>
-          <w:sz w:val="24"/>
-          <w:szCs w:val="24"/>
-        </w:rPr>
-        <w:t xml:space="preserve">SCATTER </w:t>
-      </w:r>
-      <w:r>
-        <w:rPr>
-          <w:sz w:val="24"/>
-          <w:szCs w:val="24"/>
-        </w:rPr>
-        <w:t>SYMBOL</w:t>
+      </w:pPr>
+      <w:r>
+        <w:rPr>
+          <w:sz w:val="24"/>
+          <w:szCs w:val="24"/>
+        </w:rPr>
+        <w:t>WHEN WINNING ON MULTIPLE PAYLINES, ALL WINS ARE ADDED TO THE TOTAL WIN.</w:t>
       </w:r>
     </w:p>
     <w:p>
@@ -1530,26 +1376,14 @@
           <w:ilvl w:val="0"/>
           <w:numId w:val="1"/>
         </w:numPr>
-        <w:pBdr>
-          <w:top w:val="nil"/>
-          <w:left w:val="nil"/>
-          <w:bottom w:val="nil"/>
-          <w:right w:val="nil"/>
-          <w:between w:val="nil"/>
-        </w:pBdr>
         <w:spacing w:line="300" w:lineRule="auto"/>
-        <w:rPr>
-          <w:color w:val="000000"/>
-          <w:sz w:val="24"/>
-          <w:szCs w:val="24"/>
-        </w:rPr>
-      </w:pPr>
-      <w:r>
-        <w:rPr>
-          <w:sz w:val="24"/>
-          <w:szCs w:val="24"/>
-        </w:rPr>
-        <w:t>{3} OR MORE [Scatter] APPEARING ANYWHERE WILL TRIGGER THE FREE GAME FEATURE AFTER ALL CASCADES ARE COMPLETE.</w:t>
+      </w:pPr>
+      <w:r>
+        <w:rPr>
+          <w:sz w:val="24"/>
+          <w:szCs w:val="24"/>
+        </w:rPr>
+        <w:t>[WW] SUBSTITUTES FOR ALL SYMBOLS EXCEPT [Scatter].</w:t>
       </w:r>
     </w:p>
     <w:p>
@@ -1558,19 +1392,23 @@
           <w:ilvl w:val="0"/>
           <w:numId w:val="1"/>
         </w:numPr>
-        <w:pBdr>
-          <w:top w:val="nil"/>
-          <w:left w:val="nil"/>
-          <w:bottom w:val="nil"/>
-          <w:right w:val="nil"/>
-          <w:between w:val="nil"/>
-        </w:pBdr>
         <w:spacing w:line="300" w:lineRule="auto"/>
-        <w:rPr>
-          <w:color w:val="000000"/>
-          <w:sz w:val="24"/>
-          <w:szCs w:val="24"/>
-        </w:rPr>
+      </w:pPr>
+      <w:r>
+        <w:rPr>
+          <w:sz w:val="24"/>
+          <w:szCs w:val="24"/>
+        </w:rPr>
+        <w:t>WHEN ALL CASCADES ARE COMPLETE, 3 OR MORE [C1] ON THE FINAL REELS WILL TRIGGER THE FREE GAME FEATURE.</w:t>
+      </w:r>
+    </w:p>
+    <w:p>
+      <w:pPr>
+        <w:numPr>
+          <w:ilvl w:val="0"/>
+          <w:numId w:val="1"/>
+        </w:numPr>
+        <w:spacing w:line="300" w:lineRule="auto"/>
       </w:pPr>
       <w:r>
         <w:rPr>
@@ -1582,7 +1420,7 @@
     </w:p>
     <w:tbl>
       <w:tblPr>
-        <w:tblStyle w:val="af2"/>
+        <w:tblStyle w:val="af0"/>
         <w:tblW w:w="8805" w:type="dxa"/>
         <w:tblInd w:w="780" w:type="dxa"/>
         <w:tblBorders>
@@ -1608,13 +1446,6 @@
         <w:tc>
           <w:tcPr>
             <w:tcW w:w="2935" w:type="dxa"/>
-            <w:tcBorders>
-              <w:top w:val="single" w:sz="6" w:space="0" w:color="000000"/>
-              <w:left w:val="single" w:sz="6" w:space="0" w:color="000000"/>
-              <w:bottom w:val="single" w:sz="6" w:space="0" w:color="000000"/>
-              <w:right w:val="single" w:sz="6" w:space="0" w:color="000000"/>
-            </w:tcBorders>
-            <w:shd w:val="clear" w:color="auto" w:fill="FFFFFF"/>
             <w:tcMar>
               <w:top w:w="0" w:type="dxa"/>
               <w:left w:w="40" w:type="dxa"/>
@@ -1627,16 +1458,15 @@
             <w:pPr>
               <w:spacing w:line="276" w:lineRule="auto"/>
               <w:rPr>
-                <w:rFonts w:ascii="Calibri" w:eastAsia="Calibri" w:hAnsi="Calibri" w:cs="Calibri"/>
                 <w:sz w:val="24"/>
                 <w:szCs w:val="24"/>
               </w:rPr>
             </w:pPr>
             <w:r>
               <w:rPr>
-                <w:rFonts w:ascii="微軟正黑體" w:eastAsia="微軟正黑體" w:hAnsi="微軟正黑體" w:cs="微軟正黑體"/>
-                <w:sz w:val="24"/>
-                <w:szCs w:val="24"/>
+                <w:rFonts w:ascii="Arial" w:eastAsia="Arial" w:hAnsi="Arial" w:cs="Arial"/>
+                <w:sz w:val="20"/>
+                <w:szCs w:val="20"/>
               </w:rPr>
               <w:t>[M1] 5 - 5000</w:t>
             </w:r>
@@ -1645,13 +1475,6 @@
         <w:tc>
           <w:tcPr>
             <w:tcW w:w="2935" w:type="dxa"/>
-            <w:tcBorders>
-              <w:top w:val="single" w:sz="6" w:space="0" w:color="000000"/>
-              <w:left w:val="single" w:sz="6" w:space="0" w:color="CCCCCC"/>
-              <w:bottom w:val="single" w:sz="6" w:space="0" w:color="000000"/>
-              <w:right w:val="single" w:sz="6" w:space="0" w:color="000000"/>
-            </w:tcBorders>
-            <w:shd w:val="clear" w:color="auto" w:fill="FFFFFF"/>
             <w:tcMar>
               <w:top w:w="0" w:type="dxa"/>
               <w:left w:w="40" w:type="dxa"/>
@@ -1664,16 +1487,15 @@
             <w:pPr>
               <w:spacing w:line="276" w:lineRule="auto"/>
               <w:rPr>
-                <w:rFonts w:ascii="Calibri" w:eastAsia="Calibri" w:hAnsi="Calibri" w:cs="Calibri"/>
                 <w:sz w:val="24"/>
                 <w:szCs w:val="24"/>
               </w:rPr>
             </w:pPr>
             <w:r>
               <w:rPr>
-                <w:rFonts w:ascii="微軟正黑體" w:eastAsia="微軟正黑體" w:hAnsi="微軟正黑體" w:cs="微軟正黑體"/>
-                <w:sz w:val="24"/>
-                <w:szCs w:val="24"/>
+                <w:rFonts w:ascii="Arial" w:eastAsia="Arial" w:hAnsi="Arial" w:cs="Arial"/>
+                <w:sz w:val="20"/>
+                <w:szCs w:val="20"/>
               </w:rPr>
               <w:t>[M2] 5 - 2000</w:t>
             </w:r>
@@ -1682,13 +1504,6 @@
         <w:tc>
           <w:tcPr>
             <w:tcW w:w="2935" w:type="dxa"/>
-            <w:tcBorders>
-              <w:top w:val="single" w:sz="6" w:space="0" w:color="000000"/>
-              <w:left w:val="single" w:sz="6" w:space="0" w:color="CCCCCC"/>
-              <w:bottom w:val="single" w:sz="6" w:space="0" w:color="000000"/>
-              <w:right w:val="single" w:sz="6" w:space="0" w:color="000000"/>
-            </w:tcBorders>
-            <w:shd w:val="clear" w:color="auto" w:fill="FFFFFF"/>
             <w:tcMar>
               <w:top w:w="0" w:type="dxa"/>
               <w:left w:w="40" w:type="dxa"/>
@@ -1701,16 +1516,15 @@
             <w:pPr>
               <w:spacing w:line="276" w:lineRule="auto"/>
               <w:rPr>
-                <w:rFonts w:ascii="Calibri" w:eastAsia="Calibri" w:hAnsi="Calibri" w:cs="Calibri"/>
                 <w:sz w:val="24"/>
                 <w:szCs w:val="24"/>
               </w:rPr>
             </w:pPr>
             <w:r>
               <w:rPr>
-                <w:rFonts w:ascii="微軟正黑體" w:eastAsia="微軟正黑體" w:hAnsi="微軟正黑體" w:cs="微軟正黑體"/>
-                <w:sz w:val="24"/>
-                <w:szCs w:val="24"/>
+                <w:rFonts w:ascii="Arial" w:eastAsia="Arial" w:hAnsi="Arial" w:cs="Arial"/>
+                <w:sz w:val="20"/>
+                <w:szCs w:val="20"/>
               </w:rPr>
               <w:t>[M3] 5 - 1000</w:t>
             </w:r>
@@ -1724,13 +1538,6 @@
         <w:tc>
           <w:tcPr>
             <w:tcW w:w="2935" w:type="dxa"/>
-            <w:tcBorders>
-              <w:top w:val="single" w:sz="6" w:space="0" w:color="CCCCCC"/>
-              <w:left w:val="single" w:sz="6" w:space="0" w:color="000000"/>
-              <w:bottom w:val="single" w:sz="6" w:space="0" w:color="000000"/>
-              <w:right w:val="single" w:sz="6" w:space="0" w:color="000000"/>
-            </w:tcBorders>
-            <w:shd w:val="clear" w:color="auto" w:fill="FFFFFF"/>
             <w:tcMar>
               <w:top w:w="0" w:type="dxa"/>
               <w:left w:w="40" w:type="dxa"/>
@@ -1743,16 +1550,15 @@
             <w:pPr>
               <w:spacing w:line="276" w:lineRule="auto"/>
               <w:rPr>
-                <w:rFonts w:ascii="Calibri" w:eastAsia="Calibri" w:hAnsi="Calibri" w:cs="Calibri"/>
                 <w:sz w:val="24"/>
                 <w:szCs w:val="24"/>
               </w:rPr>
             </w:pPr>
             <w:r>
               <w:rPr>
-                <w:rFonts w:ascii="微軟正黑體" w:eastAsia="微軟正黑體" w:hAnsi="微軟正黑體" w:cs="微軟正黑體"/>
-                <w:sz w:val="24"/>
-                <w:szCs w:val="24"/>
+                <w:rFonts w:ascii="Arial" w:eastAsia="Arial" w:hAnsi="Arial" w:cs="Arial"/>
+                <w:sz w:val="20"/>
+                <w:szCs w:val="20"/>
               </w:rPr>
               <w:t>[M1] 4 - 1250</w:t>
             </w:r>
@@ -1761,13 +1567,6 @@
         <w:tc>
           <w:tcPr>
             <w:tcW w:w="2935" w:type="dxa"/>
-            <w:tcBorders>
-              <w:top w:val="single" w:sz="6" w:space="0" w:color="CCCCCC"/>
-              <w:left w:val="single" w:sz="6" w:space="0" w:color="CCCCCC"/>
-              <w:bottom w:val="single" w:sz="6" w:space="0" w:color="000000"/>
-              <w:right w:val="single" w:sz="6" w:space="0" w:color="000000"/>
-            </w:tcBorders>
-            <w:shd w:val="clear" w:color="auto" w:fill="FFFFFF"/>
             <w:tcMar>
               <w:top w:w="0" w:type="dxa"/>
               <w:left w:w="40" w:type="dxa"/>
@@ -1780,16 +1579,15 @@
             <w:pPr>
               <w:spacing w:line="276" w:lineRule="auto"/>
               <w:rPr>
-                <w:rFonts w:ascii="Calibri" w:eastAsia="Calibri" w:hAnsi="Calibri" w:cs="Calibri"/>
                 <w:sz w:val="24"/>
                 <w:szCs w:val="24"/>
               </w:rPr>
             </w:pPr>
             <w:r>
               <w:rPr>
-                <w:rFonts w:ascii="微軟正黑體" w:eastAsia="微軟正黑體" w:hAnsi="微軟正黑體" w:cs="微軟正黑體"/>
-                <w:sz w:val="24"/>
-                <w:szCs w:val="24"/>
+                <w:rFonts w:ascii="Arial" w:eastAsia="Arial" w:hAnsi="Arial" w:cs="Arial"/>
+                <w:sz w:val="20"/>
+                <w:szCs w:val="20"/>
               </w:rPr>
               <w:t>[M2] 4 - 500</w:t>
             </w:r>
@@ -1798,13 +1596,6 @@
         <w:tc>
           <w:tcPr>
             <w:tcW w:w="2935" w:type="dxa"/>
-            <w:tcBorders>
-              <w:top w:val="single" w:sz="6" w:space="0" w:color="CCCCCC"/>
-              <w:left w:val="single" w:sz="6" w:space="0" w:color="CCCCCC"/>
-              <w:bottom w:val="single" w:sz="6" w:space="0" w:color="000000"/>
-              <w:right w:val="single" w:sz="6" w:space="0" w:color="000000"/>
-            </w:tcBorders>
-            <w:shd w:val="clear" w:color="auto" w:fill="FFFFFF"/>
             <w:tcMar>
               <w:top w:w="0" w:type="dxa"/>
               <w:left w:w="40" w:type="dxa"/>
@@ -1817,16 +1608,15 @@
             <w:pPr>
               <w:spacing w:line="276" w:lineRule="auto"/>
               <w:rPr>
-                <w:rFonts w:ascii="Calibri" w:eastAsia="Calibri" w:hAnsi="Calibri" w:cs="Calibri"/>
                 <w:sz w:val="24"/>
                 <w:szCs w:val="24"/>
               </w:rPr>
             </w:pPr>
             <w:r>
               <w:rPr>
-                <w:rFonts w:ascii="微軟正黑體" w:eastAsia="微軟正黑體" w:hAnsi="微軟正黑體" w:cs="微軟正黑體"/>
-                <w:sz w:val="24"/>
-                <w:szCs w:val="24"/>
+                <w:rFonts w:ascii="Arial" w:eastAsia="Arial" w:hAnsi="Arial" w:cs="Arial"/>
+                <w:sz w:val="20"/>
+                <w:szCs w:val="20"/>
               </w:rPr>
               <w:t>[M3] 4 - 250</w:t>
             </w:r>
@@ -1840,13 +1630,6 @@
         <w:tc>
           <w:tcPr>
             <w:tcW w:w="2935" w:type="dxa"/>
-            <w:tcBorders>
-              <w:top w:val="single" w:sz="6" w:space="0" w:color="CCCCCC"/>
-              <w:left w:val="single" w:sz="6" w:space="0" w:color="000000"/>
-              <w:bottom w:val="single" w:sz="6" w:space="0" w:color="000000"/>
-              <w:right w:val="single" w:sz="6" w:space="0" w:color="000000"/>
-            </w:tcBorders>
-            <w:shd w:val="clear" w:color="auto" w:fill="FFFFFF"/>
             <w:tcMar>
               <w:top w:w="0" w:type="dxa"/>
               <w:left w:w="40" w:type="dxa"/>
@@ -1859,16 +1642,15 @@
             <w:pPr>
               <w:spacing w:line="276" w:lineRule="auto"/>
               <w:rPr>
-                <w:rFonts w:ascii="Calibri" w:eastAsia="Calibri" w:hAnsi="Calibri" w:cs="Calibri"/>
                 <w:sz w:val="24"/>
                 <w:szCs w:val="24"/>
               </w:rPr>
             </w:pPr>
             <w:r>
               <w:rPr>
-                <w:rFonts w:ascii="微軟正黑體" w:eastAsia="微軟正黑體" w:hAnsi="微軟正黑體" w:cs="微軟正黑體"/>
-                <w:sz w:val="24"/>
-                <w:szCs w:val="24"/>
+                <w:rFonts w:ascii="Arial" w:eastAsia="Arial" w:hAnsi="Arial" w:cs="Arial"/>
+                <w:sz w:val="20"/>
+                <w:szCs w:val="20"/>
               </w:rPr>
               <w:t>[M1] 3 - 250</w:t>
             </w:r>
@@ -1877,13 +1659,6 @@
         <w:tc>
           <w:tcPr>
             <w:tcW w:w="2935" w:type="dxa"/>
-            <w:tcBorders>
-              <w:top w:val="single" w:sz="6" w:space="0" w:color="CCCCCC"/>
-              <w:left w:val="single" w:sz="6" w:space="0" w:color="CCCCCC"/>
-              <w:bottom w:val="single" w:sz="6" w:space="0" w:color="000000"/>
-              <w:right w:val="single" w:sz="6" w:space="0" w:color="000000"/>
-            </w:tcBorders>
-            <w:shd w:val="clear" w:color="auto" w:fill="FFFFFF"/>
             <w:tcMar>
               <w:top w:w="0" w:type="dxa"/>
               <w:left w:w="40" w:type="dxa"/>
@@ -1896,16 +1671,15 @@
             <w:pPr>
               <w:spacing w:line="276" w:lineRule="auto"/>
               <w:rPr>
-                <w:rFonts w:ascii="Calibri" w:eastAsia="Calibri" w:hAnsi="Calibri" w:cs="Calibri"/>
                 <w:sz w:val="24"/>
                 <w:szCs w:val="24"/>
               </w:rPr>
             </w:pPr>
             <w:r>
               <w:rPr>
-                <w:rFonts w:ascii="微軟正黑體" w:eastAsia="微軟正黑體" w:hAnsi="微軟正黑體" w:cs="微軟正黑體"/>
-                <w:sz w:val="24"/>
-                <w:szCs w:val="24"/>
+                <w:rFonts w:ascii="Arial" w:eastAsia="Arial" w:hAnsi="Arial" w:cs="Arial"/>
+                <w:sz w:val="20"/>
+                <w:szCs w:val="20"/>
               </w:rPr>
               <w:t>[M2] 3 - 100</w:t>
             </w:r>
@@ -1914,13 +1688,6 @@
         <w:tc>
           <w:tcPr>
             <w:tcW w:w="2935" w:type="dxa"/>
-            <w:tcBorders>
-              <w:top w:val="single" w:sz="6" w:space="0" w:color="CCCCCC"/>
-              <w:left w:val="single" w:sz="6" w:space="0" w:color="CCCCCC"/>
-              <w:bottom w:val="single" w:sz="6" w:space="0" w:color="000000"/>
-              <w:right w:val="single" w:sz="6" w:space="0" w:color="000000"/>
-            </w:tcBorders>
-            <w:shd w:val="clear" w:color="auto" w:fill="FFFFFF"/>
             <w:tcMar>
               <w:top w:w="0" w:type="dxa"/>
               <w:left w:w="40" w:type="dxa"/>
@@ -1933,16 +1700,15 @@
             <w:pPr>
               <w:spacing w:line="276" w:lineRule="auto"/>
               <w:rPr>
-                <w:rFonts w:ascii="Calibri" w:eastAsia="Calibri" w:hAnsi="Calibri" w:cs="Calibri"/>
                 <w:sz w:val="24"/>
                 <w:szCs w:val="24"/>
               </w:rPr>
             </w:pPr>
             <w:r>
               <w:rPr>
-                <w:rFonts w:ascii="微軟正黑體" w:eastAsia="微軟正黑體" w:hAnsi="微軟正黑體" w:cs="微軟正黑體"/>
-                <w:sz w:val="24"/>
-                <w:szCs w:val="24"/>
+                <w:rFonts w:ascii="Arial" w:eastAsia="Arial" w:hAnsi="Arial" w:cs="Arial"/>
+                <w:sz w:val="20"/>
+                <w:szCs w:val="20"/>
               </w:rPr>
               <w:t>[M3] 3 - 75</w:t>
             </w:r>
@@ -1956,13 +1722,6 @@
         <w:tc>
           <w:tcPr>
             <w:tcW w:w="2935" w:type="dxa"/>
-            <w:tcBorders>
-              <w:top w:val="single" w:sz="6" w:space="0" w:color="CCCCCC"/>
-              <w:left w:val="single" w:sz="6" w:space="0" w:color="000000"/>
-              <w:bottom w:val="single" w:sz="6" w:space="0" w:color="000000"/>
-              <w:right w:val="single" w:sz="6" w:space="0" w:color="000000"/>
-            </w:tcBorders>
-            <w:shd w:val="clear" w:color="auto" w:fill="FFFFFF"/>
             <w:tcMar>
               <w:top w:w="0" w:type="dxa"/>
               <w:left w:w="40" w:type="dxa"/>
@@ -1975,16 +1734,15 @@
             <w:pPr>
               <w:spacing w:line="276" w:lineRule="auto"/>
               <w:rPr>
-                <w:rFonts w:ascii="Calibri" w:eastAsia="Calibri" w:hAnsi="Calibri" w:cs="Calibri"/>
                 <w:sz w:val="24"/>
                 <w:szCs w:val="24"/>
               </w:rPr>
             </w:pPr>
             <w:r>
               <w:rPr>
-                <w:rFonts w:ascii="微軟正黑體" w:eastAsia="微軟正黑體" w:hAnsi="微軟正黑體" w:cs="微軟正黑體"/>
-                <w:sz w:val="24"/>
-                <w:szCs w:val="24"/>
+                <w:rFonts w:ascii="Arial" w:eastAsia="Arial" w:hAnsi="Arial" w:cs="Arial"/>
+                <w:sz w:val="20"/>
+                <w:szCs w:val="20"/>
               </w:rPr>
               <w:t>[M4] 5 - 750</w:t>
             </w:r>
@@ -1993,13 +1751,6 @@
         <w:tc>
           <w:tcPr>
             <w:tcW w:w="2935" w:type="dxa"/>
-            <w:tcBorders>
-              <w:top w:val="single" w:sz="6" w:space="0" w:color="CCCCCC"/>
-              <w:left w:val="single" w:sz="6" w:space="0" w:color="CCCCCC"/>
-              <w:bottom w:val="single" w:sz="6" w:space="0" w:color="000000"/>
-              <w:right w:val="single" w:sz="6" w:space="0" w:color="000000"/>
-            </w:tcBorders>
-            <w:shd w:val="clear" w:color="auto" w:fill="FFFFFF"/>
             <w:tcMar>
               <w:top w:w="0" w:type="dxa"/>
               <w:left w:w="40" w:type="dxa"/>
@@ -2012,16 +1763,15 @@
             <w:pPr>
               <w:spacing w:line="276" w:lineRule="auto"/>
               <w:rPr>
-                <w:rFonts w:ascii="Calibri" w:eastAsia="Calibri" w:hAnsi="Calibri" w:cs="Calibri"/>
                 <w:sz w:val="24"/>
                 <w:szCs w:val="24"/>
               </w:rPr>
             </w:pPr>
             <w:r>
               <w:rPr>
-                <w:rFonts w:ascii="微軟正黑體" w:eastAsia="微軟正黑體" w:hAnsi="微軟正黑體" w:cs="微軟正黑體"/>
-                <w:sz w:val="24"/>
-                <w:szCs w:val="24"/>
+                <w:rFonts w:ascii="Arial" w:eastAsia="Arial" w:hAnsi="Arial" w:cs="Arial"/>
+                <w:sz w:val="20"/>
+                <w:szCs w:val="20"/>
               </w:rPr>
               <w:t>[M5] 5 - 500</w:t>
             </w:r>
@@ -2030,13 +1780,6 @@
         <w:tc>
           <w:tcPr>
             <w:tcW w:w="2935" w:type="dxa"/>
-            <w:tcBorders>
-              <w:top w:val="single" w:sz="6" w:space="0" w:color="CCCCCC"/>
-              <w:left w:val="single" w:sz="6" w:space="0" w:color="CCCCCC"/>
-              <w:bottom w:val="single" w:sz="6" w:space="0" w:color="000000"/>
-              <w:right w:val="single" w:sz="6" w:space="0" w:color="000000"/>
-            </w:tcBorders>
-            <w:shd w:val="clear" w:color="auto" w:fill="FFFFFF"/>
             <w:tcMar>
               <w:top w:w="0" w:type="dxa"/>
               <w:left w:w="40" w:type="dxa"/>
@@ -2049,16 +1792,15 @@
             <w:pPr>
               <w:spacing w:line="276" w:lineRule="auto"/>
               <w:rPr>
-                <w:rFonts w:ascii="Calibri" w:eastAsia="Calibri" w:hAnsi="Calibri" w:cs="Calibri"/>
                 <w:sz w:val="24"/>
                 <w:szCs w:val="24"/>
               </w:rPr>
             </w:pPr>
             <w:r>
               <w:rPr>
-                <w:rFonts w:ascii="微軟正黑體" w:eastAsia="微軟正黑體" w:hAnsi="微軟正黑體" w:cs="微軟正黑體"/>
-                <w:sz w:val="24"/>
-                <w:szCs w:val="24"/>
+                <w:rFonts w:ascii="Arial" w:eastAsia="Arial" w:hAnsi="Arial" w:cs="Arial"/>
+                <w:sz w:val="20"/>
+                <w:szCs w:val="20"/>
               </w:rPr>
               <w:t>[A] 5 - 250</w:t>
             </w:r>
@@ -2072,13 +1814,6 @@
         <w:tc>
           <w:tcPr>
             <w:tcW w:w="2935" w:type="dxa"/>
-            <w:tcBorders>
-              <w:top w:val="single" w:sz="6" w:space="0" w:color="000000"/>
-              <w:left w:val="single" w:sz="6" w:space="0" w:color="000000"/>
-              <w:bottom w:val="single" w:sz="6" w:space="0" w:color="000000"/>
-              <w:right w:val="single" w:sz="6" w:space="0" w:color="000000"/>
-            </w:tcBorders>
-            <w:shd w:val="clear" w:color="auto" w:fill="FFFFFF"/>
             <w:tcMar>
               <w:top w:w="0" w:type="dxa"/>
               <w:left w:w="40" w:type="dxa"/>
@@ -2091,16 +1826,15 @@
             <w:pPr>
               <w:spacing w:line="276" w:lineRule="auto"/>
               <w:rPr>
-                <w:rFonts w:ascii="Calibri" w:eastAsia="Calibri" w:hAnsi="Calibri" w:cs="Calibri"/>
                 <w:sz w:val="24"/>
                 <w:szCs w:val="24"/>
               </w:rPr>
             </w:pPr>
             <w:r>
               <w:rPr>
-                <w:rFonts w:ascii="微軟正黑體" w:eastAsia="微軟正黑體" w:hAnsi="微軟正黑體" w:cs="微軟正黑體"/>
-                <w:sz w:val="24"/>
-                <w:szCs w:val="24"/>
+                <w:rFonts w:ascii="Arial" w:eastAsia="Arial" w:hAnsi="Arial" w:cs="Arial"/>
+                <w:sz w:val="20"/>
+                <w:szCs w:val="20"/>
               </w:rPr>
               <w:t>[M4] 4 - 200</w:t>
             </w:r>
@@ -2109,13 +1843,6 @@
         <w:tc>
           <w:tcPr>
             <w:tcW w:w="2935" w:type="dxa"/>
-            <w:tcBorders>
-              <w:top w:val="single" w:sz="6" w:space="0" w:color="000000"/>
-              <w:left w:val="single" w:sz="6" w:space="0" w:color="CCCCCC"/>
-              <w:bottom w:val="single" w:sz="6" w:space="0" w:color="000000"/>
-              <w:right w:val="single" w:sz="6" w:space="0" w:color="000000"/>
-            </w:tcBorders>
-            <w:shd w:val="clear" w:color="auto" w:fill="FFFFFF"/>
             <w:tcMar>
               <w:top w:w="0" w:type="dxa"/>
               <w:left w:w="40" w:type="dxa"/>
@@ -2128,16 +1855,15 @@
             <w:pPr>
               <w:spacing w:line="276" w:lineRule="auto"/>
               <w:rPr>
-                <w:rFonts w:ascii="Calibri" w:eastAsia="Calibri" w:hAnsi="Calibri" w:cs="Calibri"/>
                 <w:sz w:val="24"/>
                 <w:szCs w:val="24"/>
               </w:rPr>
             </w:pPr>
             <w:r>
               <w:rPr>
-                <w:rFonts w:ascii="微軟正黑體" w:eastAsia="微軟正黑體" w:hAnsi="微軟正黑體" w:cs="微軟正黑體"/>
-                <w:sz w:val="24"/>
-                <w:szCs w:val="24"/>
+                <w:rFonts w:ascii="Arial" w:eastAsia="Arial" w:hAnsi="Arial" w:cs="Arial"/>
+                <w:sz w:val="20"/>
+                <w:szCs w:val="20"/>
               </w:rPr>
               <w:t>[M5] 4 - 100</w:t>
             </w:r>
@@ -2146,13 +1872,6 @@
         <w:tc>
           <w:tcPr>
             <w:tcW w:w="2935" w:type="dxa"/>
-            <w:tcBorders>
-              <w:top w:val="single" w:sz="6" w:space="0" w:color="000000"/>
-              <w:left w:val="single" w:sz="6" w:space="0" w:color="CCCCCC"/>
-              <w:bottom w:val="single" w:sz="6" w:space="0" w:color="000000"/>
-              <w:right w:val="single" w:sz="6" w:space="0" w:color="000000"/>
-            </w:tcBorders>
-            <w:shd w:val="clear" w:color="auto" w:fill="FFFFFF"/>
             <w:tcMar>
               <w:top w:w="0" w:type="dxa"/>
               <w:left w:w="40" w:type="dxa"/>
@@ -2165,16 +1884,15 @@
             <w:pPr>
               <w:spacing w:line="276" w:lineRule="auto"/>
               <w:rPr>
-                <w:rFonts w:ascii="Calibri" w:eastAsia="Calibri" w:hAnsi="Calibri" w:cs="Calibri"/>
                 <w:sz w:val="24"/>
                 <w:szCs w:val="24"/>
               </w:rPr>
             </w:pPr>
             <w:r>
               <w:rPr>
-                <w:rFonts w:ascii="微軟正黑體" w:eastAsia="微軟正黑體" w:hAnsi="微軟正黑體" w:cs="微軟正黑體"/>
-                <w:sz w:val="24"/>
-                <w:szCs w:val="24"/>
+                <w:rFonts w:ascii="Arial" w:eastAsia="Arial" w:hAnsi="Arial" w:cs="Arial"/>
+                <w:sz w:val="20"/>
+                <w:szCs w:val="20"/>
               </w:rPr>
               <w:t>[A] 4 - 50</w:t>
             </w:r>
@@ -2188,13 +1906,6 @@
         <w:tc>
           <w:tcPr>
             <w:tcW w:w="2935" w:type="dxa"/>
-            <w:tcBorders>
-              <w:top w:val="single" w:sz="6" w:space="0" w:color="CCCCCC"/>
-              <w:left w:val="single" w:sz="6" w:space="0" w:color="000000"/>
-              <w:bottom w:val="single" w:sz="6" w:space="0" w:color="000000"/>
-              <w:right w:val="single" w:sz="6" w:space="0" w:color="000000"/>
-            </w:tcBorders>
-            <w:shd w:val="clear" w:color="auto" w:fill="FFFFFF"/>
             <w:tcMar>
               <w:top w:w="0" w:type="dxa"/>
               <w:left w:w="40" w:type="dxa"/>
@@ -2207,16 +1918,15 @@
             <w:pPr>
               <w:spacing w:line="276" w:lineRule="auto"/>
               <w:rPr>
-                <w:rFonts w:ascii="Calibri" w:eastAsia="Calibri" w:hAnsi="Calibri" w:cs="Calibri"/>
                 <w:sz w:val="24"/>
                 <w:szCs w:val="24"/>
               </w:rPr>
             </w:pPr>
             <w:r>
               <w:rPr>
-                <w:rFonts w:ascii="微軟正黑體" w:eastAsia="微軟正黑體" w:hAnsi="微軟正黑體" w:cs="微軟正黑體"/>
-                <w:sz w:val="24"/>
-                <w:szCs w:val="24"/>
+                <w:rFonts w:ascii="Arial" w:eastAsia="Arial" w:hAnsi="Arial" w:cs="Arial"/>
+                <w:sz w:val="20"/>
+                <w:szCs w:val="20"/>
               </w:rPr>
               <w:t>[M4] 3 - 50</w:t>
             </w:r>
@@ -2225,13 +1935,6 @@
         <w:tc>
           <w:tcPr>
             <w:tcW w:w="2935" w:type="dxa"/>
-            <w:tcBorders>
-              <w:top w:val="single" w:sz="6" w:space="0" w:color="CCCCCC"/>
-              <w:left w:val="single" w:sz="6" w:space="0" w:color="CCCCCC"/>
-              <w:bottom w:val="single" w:sz="6" w:space="0" w:color="000000"/>
-              <w:right w:val="single" w:sz="6" w:space="0" w:color="000000"/>
-            </w:tcBorders>
-            <w:shd w:val="clear" w:color="auto" w:fill="FFFFFF"/>
             <w:tcMar>
               <w:top w:w="0" w:type="dxa"/>
               <w:left w:w="40" w:type="dxa"/>
@@ -2244,16 +1947,15 @@
             <w:pPr>
               <w:spacing w:line="276" w:lineRule="auto"/>
               <w:rPr>
-                <w:rFonts w:ascii="Calibri" w:eastAsia="Calibri" w:hAnsi="Calibri" w:cs="Calibri"/>
                 <w:sz w:val="24"/>
                 <w:szCs w:val="24"/>
               </w:rPr>
             </w:pPr>
             <w:r>
               <w:rPr>
-                <w:rFonts w:ascii="微軟正黑體" w:eastAsia="微軟正黑體" w:hAnsi="微軟正黑體" w:cs="微軟正黑體"/>
-                <w:sz w:val="24"/>
-                <w:szCs w:val="24"/>
+                <w:rFonts w:ascii="Arial" w:eastAsia="Arial" w:hAnsi="Arial" w:cs="Arial"/>
+                <w:sz w:val="20"/>
+                <w:szCs w:val="20"/>
               </w:rPr>
               <w:t>[M5] 3 - 25</w:t>
             </w:r>
@@ -2262,13 +1964,6 @@
         <w:tc>
           <w:tcPr>
             <w:tcW w:w="2935" w:type="dxa"/>
-            <w:tcBorders>
-              <w:top w:val="single" w:sz="6" w:space="0" w:color="CCCCCC"/>
-              <w:left w:val="single" w:sz="6" w:space="0" w:color="CCCCCC"/>
-              <w:bottom w:val="single" w:sz="6" w:space="0" w:color="000000"/>
-              <w:right w:val="single" w:sz="6" w:space="0" w:color="000000"/>
-            </w:tcBorders>
-            <w:shd w:val="clear" w:color="auto" w:fill="FFFFFF"/>
             <w:tcMar>
               <w:top w:w="0" w:type="dxa"/>
               <w:left w:w="40" w:type="dxa"/>
@@ -2281,16 +1976,15 @@
             <w:pPr>
               <w:spacing w:line="276" w:lineRule="auto"/>
               <w:rPr>
-                <w:rFonts w:ascii="Calibri" w:eastAsia="Calibri" w:hAnsi="Calibri" w:cs="Calibri"/>
                 <w:sz w:val="24"/>
                 <w:szCs w:val="24"/>
               </w:rPr>
             </w:pPr>
             <w:r>
               <w:rPr>
-                <w:rFonts w:ascii="微軟正黑體" w:eastAsia="微軟正黑體" w:hAnsi="微軟正黑體" w:cs="微軟正黑體"/>
-                <w:sz w:val="24"/>
-                <w:szCs w:val="24"/>
+                <w:rFonts w:ascii="Arial" w:eastAsia="Arial" w:hAnsi="Arial" w:cs="Arial"/>
+                <w:sz w:val="20"/>
+                <w:szCs w:val="20"/>
               </w:rPr>
               <w:t>[A] 3 - 10</w:t>
             </w:r>
@@ -2304,13 +1998,6 @@
         <w:tc>
           <w:tcPr>
             <w:tcW w:w="2935" w:type="dxa"/>
-            <w:tcBorders>
-              <w:top w:val="single" w:sz="6" w:space="0" w:color="CCCCCC"/>
-              <w:left w:val="single" w:sz="6" w:space="0" w:color="000000"/>
-              <w:bottom w:val="single" w:sz="6" w:space="0" w:color="000000"/>
-              <w:right w:val="single" w:sz="6" w:space="0" w:color="000000"/>
-            </w:tcBorders>
-            <w:shd w:val="clear" w:color="auto" w:fill="FFFFFF"/>
             <w:tcMar>
               <w:top w:w="0" w:type="dxa"/>
               <w:left w:w="40" w:type="dxa"/>
@@ -2323,16 +2010,15 @@
             <w:pPr>
               <w:spacing w:line="276" w:lineRule="auto"/>
               <w:rPr>
-                <w:rFonts w:ascii="Calibri" w:eastAsia="Calibri" w:hAnsi="Calibri" w:cs="Calibri"/>
                 <w:sz w:val="24"/>
                 <w:szCs w:val="24"/>
               </w:rPr>
             </w:pPr>
             <w:r>
               <w:rPr>
-                <w:rFonts w:ascii="微軟正黑體" w:eastAsia="微軟正黑體" w:hAnsi="微軟正黑體" w:cs="微軟正黑體"/>
-                <w:sz w:val="24"/>
-                <w:szCs w:val="24"/>
+                <w:rFonts w:ascii="Arial" w:eastAsia="Arial" w:hAnsi="Arial" w:cs="Arial"/>
+                <w:sz w:val="20"/>
+                <w:szCs w:val="20"/>
               </w:rPr>
               <w:t>[K] 5 - 250</w:t>
             </w:r>
@@ -2341,13 +2027,6 @@
         <w:tc>
           <w:tcPr>
             <w:tcW w:w="2935" w:type="dxa"/>
-            <w:tcBorders>
-              <w:top w:val="single" w:sz="6" w:space="0" w:color="CCCCCC"/>
-              <w:left w:val="single" w:sz="6" w:space="0" w:color="CCCCCC"/>
-              <w:bottom w:val="single" w:sz="6" w:space="0" w:color="000000"/>
-              <w:right w:val="single" w:sz="6" w:space="0" w:color="000000"/>
-            </w:tcBorders>
-            <w:shd w:val="clear" w:color="auto" w:fill="FFFFFF"/>
             <w:tcMar>
               <w:top w:w="0" w:type="dxa"/>
               <w:left w:w="40" w:type="dxa"/>
@@ -2360,16 +2039,15 @@
             <w:pPr>
               <w:spacing w:line="276" w:lineRule="auto"/>
               <w:rPr>
-                <w:rFonts w:ascii="Calibri" w:eastAsia="Calibri" w:hAnsi="Calibri" w:cs="Calibri"/>
                 <w:sz w:val="24"/>
                 <w:szCs w:val="24"/>
               </w:rPr>
             </w:pPr>
             <w:r>
               <w:rPr>
-                <w:rFonts w:ascii="微軟正黑體" w:eastAsia="微軟正黑體" w:hAnsi="微軟正黑體" w:cs="微軟正黑體"/>
-                <w:sz w:val="24"/>
-                <w:szCs w:val="24"/>
+                <w:rFonts w:ascii="Arial" w:eastAsia="Arial" w:hAnsi="Arial" w:cs="Arial"/>
+                <w:sz w:val="20"/>
+                <w:szCs w:val="20"/>
               </w:rPr>
               <w:t>[Q] 5 - 250</w:t>
             </w:r>
@@ -2378,13 +2056,6 @@
         <w:tc>
           <w:tcPr>
             <w:tcW w:w="2935" w:type="dxa"/>
-            <w:tcBorders>
-              <w:top w:val="single" w:sz="6" w:space="0" w:color="CCCCCC"/>
-              <w:left w:val="single" w:sz="6" w:space="0" w:color="CCCCCC"/>
-              <w:bottom w:val="single" w:sz="6" w:space="0" w:color="000000"/>
-              <w:right w:val="single" w:sz="6" w:space="0" w:color="000000"/>
-            </w:tcBorders>
-            <w:shd w:val="clear" w:color="auto" w:fill="FFFFFF"/>
             <w:tcMar>
               <w:top w:w="0" w:type="dxa"/>
               <w:left w:w="40" w:type="dxa"/>
@@ -2397,16 +2068,15 @@
             <w:pPr>
               <w:spacing w:line="276" w:lineRule="auto"/>
               <w:rPr>
-                <w:rFonts w:ascii="Calibri" w:eastAsia="Calibri" w:hAnsi="Calibri" w:cs="Calibri"/>
                 <w:sz w:val="24"/>
                 <w:szCs w:val="24"/>
               </w:rPr>
             </w:pPr>
             <w:r>
               <w:rPr>
-                <w:rFonts w:ascii="微軟正黑體" w:eastAsia="微軟正黑體" w:hAnsi="微軟正黑體" w:cs="微軟正黑體"/>
-                <w:sz w:val="24"/>
-                <w:szCs w:val="24"/>
+                <w:rFonts w:ascii="Arial" w:eastAsia="Arial" w:hAnsi="Arial" w:cs="Arial"/>
+                <w:sz w:val="20"/>
+                <w:szCs w:val="20"/>
               </w:rPr>
               <w:t>[J] 5 - 250</w:t>
             </w:r>
@@ -2420,13 +2090,6 @@
         <w:tc>
           <w:tcPr>
             <w:tcW w:w="2935" w:type="dxa"/>
-            <w:tcBorders>
-              <w:top w:val="single" w:sz="6" w:space="0" w:color="CCCCCC"/>
-              <w:left w:val="single" w:sz="6" w:space="0" w:color="000000"/>
-              <w:bottom w:val="single" w:sz="6" w:space="0" w:color="000000"/>
-              <w:right w:val="single" w:sz="6" w:space="0" w:color="000000"/>
-            </w:tcBorders>
-            <w:shd w:val="clear" w:color="auto" w:fill="FFFFFF"/>
             <w:tcMar>
               <w:top w:w="0" w:type="dxa"/>
               <w:left w:w="40" w:type="dxa"/>
@@ -2439,16 +2102,15 @@
             <w:pPr>
               <w:spacing w:line="276" w:lineRule="auto"/>
               <w:rPr>
-                <w:rFonts w:ascii="Calibri" w:eastAsia="Calibri" w:hAnsi="Calibri" w:cs="Calibri"/>
                 <w:sz w:val="24"/>
                 <w:szCs w:val="24"/>
               </w:rPr>
             </w:pPr>
             <w:r>
               <w:rPr>
-                <w:rFonts w:ascii="微軟正黑體" w:eastAsia="微軟正黑體" w:hAnsi="微軟正黑體" w:cs="微軟正黑體"/>
-                <w:sz w:val="24"/>
-                <w:szCs w:val="24"/>
+                <w:rFonts w:ascii="Arial" w:eastAsia="Arial" w:hAnsi="Arial" w:cs="Arial"/>
+                <w:sz w:val="20"/>
+                <w:szCs w:val="20"/>
               </w:rPr>
               <w:t>[K] 4 - 50</w:t>
             </w:r>
@@ -2457,13 +2119,6 @@
         <w:tc>
           <w:tcPr>
             <w:tcW w:w="2935" w:type="dxa"/>
-            <w:tcBorders>
-              <w:top w:val="single" w:sz="6" w:space="0" w:color="CCCCCC"/>
-              <w:left w:val="single" w:sz="6" w:space="0" w:color="CCCCCC"/>
-              <w:bottom w:val="single" w:sz="6" w:space="0" w:color="000000"/>
-              <w:right w:val="single" w:sz="6" w:space="0" w:color="000000"/>
-            </w:tcBorders>
-            <w:shd w:val="clear" w:color="auto" w:fill="FFFFFF"/>
             <w:tcMar>
               <w:top w:w="0" w:type="dxa"/>
               <w:left w:w="40" w:type="dxa"/>
@@ -2476,16 +2131,15 @@
             <w:pPr>
               <w:spacing w:line="276" w:lineRule="auto"/>
               <w:rPr>
-                <w:rFonts w:ascii="Calibri" w:eastAsia="Calibri" w:hAnsi="Calibri" w:cs="Calibri"/>
                 <w:sz w:val="24"/>
                 <w:szCs w:val="24"/>
               </w:rPr>
             </w:pPr>
             <w:r>
               <w:rPr>
-                <w:rFonts w:ascii="微軟正黑體" w:eastAsia="微軟正黑體" w:hAnsi="微軟正黑體" w:cs="微軟正黑體"/>
-                <w:sz w:val="24"/>
-                <w:szCs w:val="24"/>
+                <w:rFonts w:ascii="Arial" w:eastAsia="Arial" w:hAnsi="Arial" w:cs="Arial"/>
+                <w:sz w:val="20"/>
+                <w:szCs w:val="20"/>
               </w:rPr>
               <w:t>[Q] 4 - 50</w:t>
             </w:r>
@@ -2494,13 +2148,6 @@
         <w:tc>
           <w:tcPr>
             <w:tcW w:w="2935" w:type="dxa"/>
-            <w:tcBorders>
-              <w:top w:val="single" w:sz="6" w:space="0" w:color="CCCCCC"/>
-              <w:left w:val="single" w:sz="6" w:space="0" w:color="CCCCCC"/>
-              <w:bottom w:val="single" w:sz="6" w:space="0" w:color="000000"/>
-              <w:right w:val="single" w:sz="6" w:space="0" w:color="000000"/>
-            </w:tcBorders>
-            <w:shd w:val="clear" w:color="auto" w:fill="FFFFFF"/>
             <w:tcMar>
               <w:top w:w="0" w:type="dxa"/>
               <w:left w:w="40" w:type="dxa"/>
@@ -2513,16 +2160,15 @@
             <w:pPr>
               <w:spacing w:line="276" w:lineRule="auto"/>
               <w:rPr>
-                <w:rFonts w:ascii="Calibri" w:eastAsia="Calibri" w:hAnsi="Calibri" w:cs="Calibri"/>
                 <w:sz w:val="24"/>
                 <w:szCs w:val="24"/>
               </w:rPr>
             </w:pPr>
             <w:r>
               <w:rPr>
-                <w:rFonts w:ascii="微軟正黑體" w:eastAsia="微軟正黑體" w:hAnsi="微軟正黑體" w:cs="微軟正黑體"/>
-                <w:sz w:val="24"/>
-                <w:szCs w:val="24"/>
+                <w:rFonts w:ascii="Arial" w:eastAsia="Arial" w:hAnsi="Arial" w:cs="Arial"/>
+                <w:sz w:val="20"/>
+                <w:szCs w:val="20"/>
               </w:rPr>
               <w:t>[J] 4 - 50</w:t>
             </w:r>
@@ -2536,12 +2182,6 @@
         <w:tc>
           <w:tcPr>
             <w:tcW w:w="2935" w:type="dxa"/>
-            <w:tcBorders>
-              <w:top w:val="single" w:sz="6" w:space="0" w:color="000000"/>
-              <w:left w:val="single" w:sz="6" w:space="0" w:color="000000"/>
-              <w:bottom w:val="single" w:sz="6" w:space="0" w:color="000000"/>
-              <w:right w:val="single" w:sz="6" w:space="0" w:color="000000"/>
-            </w:tcBorders>
             <w:tcMar>
               <w:top w:w="0" w:type="dxa"/>
               <w:left w:w="40" w:type="dxa"/>
@@ -2554,16 +2194,15 @@
             <w:pPr>
               <w:spacing w:line="276" w:lineRule="auto"/>
               <w:rPr>
-                <w:rFonts w:ascii="Calibri" w:eastAsia="Calibri" w:hAnsi="Calibri" w:cs="Calibri"/>
                 <w:sz w:val="24"/>
                 <w:szCs w:val="24"/>
               </w:rPr>
             </w:pPr>
             <w:r>
               <w:rPr>
-                <w:rFonts w:ascii="微軟正黑體" w:eastAsia="微軟正黑體" w:hAnsi="微軟正黑體" w:cs="微軟正黑體"/>
-                <w:sz w:val="24"/>
-                <w:szCs w:val="24"/>
+                <w:rFonts w:ascii="Arial" w:eastAsia="Arial" w:hAnsi="Arial" w:cs="Arial"/>
+                <w:sz w:val="20"/>
+                <w:szCs w:val="20"/>
               </w:rPr>
               <w:t>[K] 3 - 10</w:t>
             </w:r>
@@ -2572,12 +2211,6 @@
         <w:tc>
           <w:tcPr>
             <w:tcW w:w="2935" w:type="dxa"/>
-            <w:tcBorders>
-              <w:top w:val="single" w:sz="6" w:space="0" w:color="000000"/>
-              <w:left w:val="single" w:sz="6" w:space="0" w:color="CCCCCC"/>
-              <w:bottom w:val="single" w:sz="6" w:space="0" w:color="000000"/>
-              <w:right w:val="single" w:sz="6" w:space="0" w:color="000000"/>
-            </w:tcBorders>
             <w:tcMar>
               <w:top w:w="0" w:type="dxa"/>
               <w:left w:w="40" w:type="dxa"/>
@@ -2590,16 +2223,15 @@
             <w:pPr>
               <w:spacing w:line="276" w:lineRule="auto"/>
               <w:rPr>
-                <w:rFonts w:ascii="Calibri" w:eastAsia="Calibri" w:hAnsi="Calibri" w:cs="Calibri"/>
                 <w:sz w:val="24"/>
                 <w:szCs w:val="24"/>
               </w:rPr>
             </w:pPr>
             <w:r>
               <w:rPr>
-                <w:rFonts w:ascii="微軟正黑體" w:eastAsia="微軟正黑體" w:hAnsi="微軟正黑體" w:cs="微軟正黑體"/>
-                <w:sz w:val="24"/>
-                <w:szCs w:val="24"/>
+                <w:rFonts w:ascii="Arial" w:eastAsia="Arial" w:hAnsi="Arial" w:cs="Arial"/>
+                <w:sz w:val="20"/>
+                <w:szCs w:val="20"/>
               </w:rPr>
               <w:t>[Q] 3 - 10</w:t>
             </w:r>
@@ -2608,12 +2240,6 @@
         <w:tc>
           <w:tcPr>
             <w:tcW w:w="2935" w:type="dxa"/>
-            <w:tcBorders>
-              <w:top w:val="single" w:sz="5" w:space="0" w:color="CCCCCC"/>
-              <w:left w:val="single" w:sz="5" w:space="0" w:color="CCCCCC"/>
-              <w:bottom w:val="single" w:sz="5" w:space="0" w:color="000000"/>
-              <w:right w:val="single" w:sz="5" w:space="0" w:color="000000"/>
-            </w:tcBorders>
             <w:tcMar>
               <w:top w:w="0" w:type="dxa"/>
               <w:left w:w="40" w:type="dxa"/>
@@ -2631,6 +2257,11 @@
               </w:rPr>
             </w:pPr>
             <w:r>
+              <w:rPr>
+                <w:rFonts w:ascii="Arial" w:eastAsia="Arial" w:hAnsi="Arial" w:cs="Arial"/>
+                <w:sz w:val="20"/>
+                <w:szCs w:val="20"/>
+              </w:rPr>
               <w:t>[J] 3 - 10</w:t>
             </w:r>
           </w:p>
@@ -2651,33 +2282,14 @@
           <w:ilvl w:val="0"/>
           <w:numId w:val="1"/>
         </w:numPr>
-        <w:pBdr>
-          <w:top w:val="nil"/>
-          <w:left w:val="nil"/>
-          <w:bottom w:val="nil"/>
-          <w:right w:val="nil"/>
-          <w:between w:val="nil"/>
-        </w:pBdr>
         <w:spacing w:line="300" w:lineRule="auto"/>
-        <w:rPr>
-          <w:color w:val="000000"/>
-          <w:sz w:val="24"/>
-          <w:szCs w:val="24"/>
-        </w:rPr>
-      </w:pPr>
-      <w:r>
-        <w:rPr>
-          <w:sz w:val="24"/>
-          <w:szCs w:val="24"/>
-        </w:rPr>
-        <w:t xml:space="preserve">AFTER EACH WIN </w:t>
-      </w:r>
-      <w:r>
-        <w:rPr>
-          <w:sz w:val="24"/>
-          <w:szCs w:val="24"/>
-        </w:rPr>
-        <w:t>EVALUATION, WINNING SYMBOLS ARE REMOVED AND THE SYMBOLS ABOVE FALL DOWN TO FILL THE EMPTY POSITIONS.</w:t>
+      </w:pPr>
+      <w:r>
+        <w:rPr>
+          <w:sz w:val="24"/>
+          <w:szCs w:val="24"/>
+        </w:rPr>
+        <w:t>AFTER EACH WIN EVALUATION, WINNING SYMBOLS ARE REMOVED AND THE SYMBOLS ABOVE FALL DOWN TO FILL THE EMPTY POSITIONS.</w:t>
       </w:r>
     </w:p>
     <w:p>
@@ -2686,26 +2298,14 @@
           <w:ilvl w:val="0"/>
           <w:numId w:val="1"/>
         </w:numPr>
-        <w:pBdr>
-          <w:top w:val="nil"/>
-          <w:left w:val="nil"/>
-          <w:bottom w:val="nil"/>
-          <w:right w:val="nil"/>
-          <w:between w:val="nil"/>
-        </w:pBdr>
         <w:spacing w:line="300" w:lineRule="auto"/>
-        <w:rPr>
-          <w:color w:val="000000"/>
-          <w:sz w:val="24"/>
-          <w:szCs w:val="24"/>
-        </w:rPr>
-      </w:pPr>
-      <w:r>
-        <w:rPr>
-          <w:sz w:val="24"/>
-          <w:szCs w:val="24"/>
-        </w:rPr>
-        <w:t>AFTER THE SYMBOLS CASCADE DOWN, NEW WINNING COMBINATIONS ARE EVALUATED AGAIN. THIS PROCESS REPEATS UNTIL NO NEW WINNING COMBINATIONS ARE FORMED.</w:t>
+      </w:pPr>
+      <w:r>
+        <w:rPr>
+          <w:sz w:val="24"/>
+          <w:szCs w:val="24"/>
+        </w:rPr>
+        <w:t>DURING CASCADING, IF A REEL ALREADY CONTAINS 1 [Scatter], NO MORE [Scatter] WILL APPEAR ON THAT REEL.</w:t>
       </w:r>
     </w:p>
     <w:p>
@@ -2714,33 +2314,21 @@
           <w:ilvl w:val="0"/>
           <w:numId w:val="1"/>
         </w:numPr>
-        <w:pBdr>
-          <w:top w:val="nil"/>
-          <w:left w:val="nil"/>
-          <w:bottom w:val="nil"/>
-          <w:right w:val="nil"/>
-          <w:between w:val="nil"/>
-        </w:pBdr>
         <w:spacing w:line="300" w:lineRule="auto"/>
-        <w:rPr>
-          <w:color w:val="000000"/>
-          <w:sz w:val="24"/>
-          <w:szCs w:val="24"/>
-        </w:rPr>
-      </w:pPr>
-      <w:r>
-        <w:rPr>
-          <w:sz w:val="24"/>
-          <w:szCs w:val="24"/>
-        </w:rPr>
-        <w:t>DURING CAS</w:t>
-      </w:r>
-      <w:r>
-        <w:rPr>
-          <w:sz w:val="24"/>
-          <w:szCs w:val="24"/>
-        </w:rPr>
-        <w:t>CADING, IF A REEL ALREADY CONTAINS {1} [Scatter], NO MORE [Scatter] WILL APPEAR ON THAT REEL.</w:t>
+      </w:pPr>
+      <w:r>
+        <w:rPr>
+          <w:sz w:val="24"/>
+          <w:szCs w:val="24"/>
+        </w:rPr>
+        <w:t>AFTER THE SYMBOLS CASCADE DOWN, NEW WI</w:t>
+      </w:r>
+      <w:r>
+        <w:rPr>
+          <w:sz w:val="24"/>
+          <w:szCs w:val="24"/>
+        </w:rPr>
+        <w:t>NNING COMBINATIONS ARE EVALUATED AGAIN. THIS PROCESS REPEATS UNTIL NO NEW WINNING COMBINATIONS ARE FORMED.</w:t>
       </w:r>
     </w:p>
     <w:p>
@@ -2757,41 +2345,21 @@
           <w:ilvl w:val="0"/>
           <w:numId w:val="1"/>
         </w:numPr>
-        <w:pBdr>
-          <w:top w:val="nil"/>
-          <w:left w:val="nil"/>
-          <w:bottom w:val="nil"/>
-          <w:right w:val="nil"/>
-          <w:between w:val="nil"/>
-        </w:pBdr>
         <w:spacing w:line="300" w:lineRule="auto"/>
-        <w:rPr>
-          <w:color w:val="000000"/>
-          <w:sz w:val="24"/>
-          <w:szCs w:val="24"/>
-        </w:rPr>
-      </w:pPr>
-      <w:r>
-        <w:rPr>
-          <w:sz w:val="24"/>
-          <w:szCs w:val="24"/>
-        </w:rPr>
-        <w:t xml:space="preserve">GOLDEN FRAMED SYMBOLS MAY CARRY A MULTIPLIER VALUE. THE MULTIPLIER LEVELS ARE: {×2}, {×3}, {×5}, {×8}, {×10}, {×15}, {×20}, {×25}, </w:t>
-      </w:r>
-      <w:r>
-        <w:rPr>
-          <w:sz w:val="24"/>
-          <w:szCs w:val="24"/>
-        </w:rPr>
-        <w:lastRenderedPageBreak/>
-        <w:t>{×50}, {×100</w:t>
-      </w:r>
-      <w:r>
-        <w:rPr>
-          <w:sz w:val="24"/>
-          <w:szCs w:val="24"/>
-        </w:rPr>
-        <w:t>}, {×500}, {×1000}.</w:t>
+      </w:pPr>
+      <w:r>
+        <w:rPr>
+          <w:sz w:val="24"/>
+          <w:szCs w:val="24"/>
+        </w:rPr>
+        <w:t xml:space="preserve">GOLD FRAMED SYMBOLS MAY CARRY A MULTIPLIER VALUE. THE MULTIPLIER LEVELS ARE: X2, X3, X5, X8, X10, X15, X20, X25, X50, X100, X500, </w:t>
+      </w:r>
+      <w:r>
+        <w:rPr>
+          <w:sz w:val="24"/>
+          <w:szCs w:val="24"/>
+        </w:rPr>
+        <w:t>AND X1000.</w:t>
       </w:r>
     </w:p>
     <w:p>
@@ -2800,26 +2368,15 @@
           <w:ilvl w:val="0"/>
           <w:numId w:val="1"/>
         </w:numPr>
-        <w:pBdr>
-          <w:top w:val="nil"/>
-          <w:left w:val="nil"/>
-          <w:bottom w:val="nil"/>
-          <w:right w:val="nil"/>
-          <w:between w:val="nil"/>
-        </w:pBdr>
         <w:spacing w:line="300" w:lineRule="auto"/>
-        <w:rPr>
-          <w:color w:val="000000"/>
-          <w:sz w:val="24"/>
-          <w:szCs w:val="24"/>
-        </w:rPr>
-      </w:pPr>
-      <w:r>
-        <w:rPr>
-          <w:sz w:val="24"/>
-          <w:szCs w:val="24"/>
-        </w:rPr>
-        <w:t>THE MULTIPLIER IS ONLY COLLECTED AND ADDED TO THE ACCUMULATED TOTAL WHEN THE GOLDEN FRAMED SYMBOL WITH A MULTIPLIER ACTUALLY PARTICIPATES IN A WIN AND IS CLEARED.</w:t>
+      </w:pPr>
+      <w:r>
+        <w:rPr>
+          <w:sz w:val="24"/>
+          <w:szCs w:val="24"/>
+        </w:rPr>
+        <w:lastRenderedPageBreak/>
+        <w:t>THE MULTIPLIER IS ONLY COLLECTED AND ADDED TO THE ACCUMULATED TOTAL WHEN THE GOLD FRAMED SYMBOL WITH A MULTIPLIER ACTUALLY PARTICIPATES IN A WIN AND IS CLEARED.</w:t>
       </w:r>
     </w:p>
     <w:p>
@@ -2828,33 +2385,29 @@
           <w:ilvl w:val="0"/>
           <w:numId w:val="1"/>
         </w:numPr>
-        <w:pBdr>
-          <w:top w:val="nil"/>
-          <w:left w:val="nil"/>
-          <w:bottom w:val="nil"/>
-          <w:right w:val="nil"/>
-          <w:between w:val="nil"/>
-        </w:pBdr>
         <w:spacing w:line="300" w:lineRule="auto"/>
-        <w:rPr>
-          <w:color w:val="000000"/>
-          <w:sz w:val="24"/>
-          <w:szCs w:val="24"/>
-        </w:rPr>
-      </w:pPr>
-      <w:r>
-        <w:rPr>
-          <w:sz w:val="24"/>
-          <w:szCs w:val="24"/>
-        </w:rPr>
-        <w:t>WHEN NO MORE CASCADES CAN OCCUR, IF ANY MULTIPLIER WAS COLLECTED DURING T</w:t>
-      </w:r>
-      <w:r>
-        <w:rPr>
-          <w:sz w:val="24"/>
-          <w:szCs w:val="24"/>
-        </w:rPr>
-        <w:t>HIS SPIN, THE TOTAL ACCUMULATED MULTIPLIER IS APPLIED TO THE TOTAL WIN OF THIS SPIN.</w:t>
+      </w:pPr>
+      <w:r>
+        <w:rPr>
+          <w:sz w:val="24"/>
+          <w:szCs w:val="24"/>
+        </w:rPr>
+        <w:t>WHEN NO MORE CASCADES CAN OCCUR, IF ANY MULTIPLIER WAS COLLECTED DURING THIS SPIN, T</w:t>
+      </w:r>
+      <w:r>
+        <w:rPr>
+          <w:sz w:val="24"/>
+          <w:szCs w:val="24"/>
+        </w:rPr>
+        <w:t>HE TOTAL ACCUMULATED MULTIPLIER IS APPLIED TO THE TOTAL WIN OF THIS SPIN.</w:t>
+      </w:r>
+    </w:p>
+    <w:p>
+      <w:pPr>
+        <w:pStyle w:val="2"/>
+      </w:pPr>
+      <w:r>
+        <w:t>GOLDEN FRAMED FEATURE</w:t>
       </w:r>
     </w:p>
     <w:p>
@@ -2863,26 +2416,14 @@
           <w:ilvl w:val="0"/>
           <w:numId w:val="1"/>
         </w:numPr>
-        <w:pBdr>
-          <w:top w:val="nil"/>
-          <w:left w:val="nil"/>
-          <w:bottom w:val="nil"/>
-          <w:right w:val="nil"/>
-          <w:between w:val="nil"/>
-        </w:pBdr>
         <w:spacing w:line="300" w:lineRule="auto"/>
-        <w:rPr>
-          <w:color w:val="000000"/>
-          <w:sz w:val="24"/>
-          <w:szCs w:val="24"/>
-        </w:rPr>
-      </w:pPr>
-      <w:r>
-        <w:rPr>
-          <w:sz w:val="24"/>
-          <w:szCs w:val="24"/>
-        </w:rPr>
-        <w:t>IN THE BASE GAME, REEL 3 MAY RANDOMLY APPEAR AS AN ENTIRE REEL OF GOLDEN FRAMED SYMBOLS WITH MULTIPLIERS.</w:t>
+      </w:pPr>
+      <w:r>
+        <w:rPr>
+          <w:sz w:val="24"/>
+          <w:szCs w:val="24"/>
+        </w:rPr>
+        <w:t>GENERAL SYMBOLS ON REELS 2, 3, AND 4 MAY APPEAR WITH A GOLD FRAME.</w:t>
       </w:r>
     </w:p>
     <w:p>
@@ -2891,41 +2432,14 @@
           <w:ilvl w:val="0"/>
           <w:numId w:val="1"/>
         </w:numPr>
-        <w:pBdr>
-          <w:top w:val="nil"/>
-          <w:left w:val="nil"/>
-          <w:bottom w:val="nil"/>
-          <w:right w:val="nil"/>
-          <w:between w:val="nil"/>
-        </w:pBdr>
         <w:spacing w:line="300" w:lineRule="auto"/>
-        <w:rPr>
-          <w:color w:val="000000"/>
-          <w:sz w:val="24"/>
-          <w:szCs w:val="24"/>
-        </w:rPr>
-      </w:pPr>
-      <w:r>
-        <w:rPr>
-          <w:sz w:val="24"/>
-          <w:szCs w:val="24"/>
-        </w:rPr>
-        <w:t xml:space="preserve">DURING FREE GAME, REEL 3 IS GUARANTEED TO BE AN ENTIRE REEL OF </w:t>
-      </w:r>
-      <w:r>
-        <w:rPr>
-          <w:sz w:val="24"/>
-          <w:szCs w:val="24"/>
-        </w:rPr>
-        <w:t>GOLDEN FRAMED SYMBOLS WITH MULTIPLIERS.</w:t>
-      </w:r>
-    </w:p>
-    <w:p>
-      <w:pPr>
-        <w:pStyle w:val="2"/>
-      </w:pPr>
-      <w:r>
-        <w:t>GOLDEN FRAMED FEATURE</w:t>
+      </w:pPr>
+      <w:r>
+        <w:rPr>
+          <w:sz w:val="24"/>
+          <w:szCs w:val="24"/>
+        </w:rPr>
+        <w:t>GOLD FRAMED SYMBOLS PAY THE SAME AS THEIR ORIGINAL SYMBOLS.</w:t>
       </w:r>
     </w:p>
     <w:p>
@@ -2934,26 +2448,21 @@
           <w:ilvl w:val="0"/>
           <w:numId w:val="1"/>
         </w:numPr>
-        <w:pBdr>
-          <w:top w:val="nil"/>
-          <w:left w:val="nil"/>
-          <w:bottom w:val="nil"/>
-          <w:right w:val="nil"/>
-          <w:between w:val="nil"/>
-        </w:pBdr>
         <w:spacing w:line="300" w:lineRule="auto"/>
-        <w:rPr>
-          <w:color w:val="000000"/>
-          <w:sz w:val="24"/>
-          <w:szCs w:val="24"/>
-        </w:rPr>
-      </w:pPr>
-      <w:r>
-        <w:rPr>
-          <w:sz w:val="24"/>
-          <w:szCs w:val="24"/>
-        </w:rPr>
-        <w:t>GENERAL SYMBOLS ON REELS 2, 3, AND 4 MAY APPEAR WITH A GOLDEN FRAME.</w:t>
+      </w:pPr>
+      <w:r>
+        <w:rPr>
+          <w:sz w:val="24"/>
+          <w:szCs w:val="24"/>
+        </w:rPr>
+        <w:t>IN THE BASE GAME, REEL 3 MAY RAND</w:t>
+      </w:r>
+      <w:r>
+        <w:rPr>
+          <w:sz w:val="24"/>
+          <w:szCs w:val="24"/>
+        </w:rPr>
+        <w:t>OMLY APPEAR AS AN ENTIRE REEL OF GOLD FRAMED SYMBOLS WITH MULTIPLIERS.</w:t>
       </w:r>
     </w:p>
     <w:p>
@@ -2962,26 +2471,22 @@
           <w:ilvl w:val="0"/>
           <w:numId w:val="1"/>
         </w:numPr>
-        <w:pBdr>
-          <w:top w:val="nil"/>
-          <w:left w:val="nil"/>
-          <w:bottom w:val="nil"/>
-          <w:right w:val="nil"/>
-          <w:between w:val="nil"/>
-        </w:pBdr>
         <w:spacing w:line="300" w:lineRule="auto"/>
-        <w:rPr>
-          <w:color w:val="000000"/>
-          <w:sz w:val="24"/>
-          <w:szCs w:val="24"/>
-        </w:rPr>
-      </w:pPr>
-      <w:r>
-        <w:rPr>
-          <w:sz w:val="24"/>
-          <w:szCs w:val="24"/>
-        </w:rPr>
-        <w:t>GOLDEN FRAMED SYMBOLS PAY THE SAME AS THEIR ORIGINAL SYMBOL.</w:t>
+      </w:pPr>
+      <w:r>
+        <w:rPr>
+          <w:sz w:val="24"/>
+          <w:szCs w:val="24"/>
+        </w:rPr>
+        <w:t>IF THE PREVIOUS WINNING COMBINATION INCLUDES A GOLD FRAMED SYMBOL, THAT POSITION REMAINS ON THE REELS AND CHANGES INTO [WW], SO IT IS NOT TREATED AS AN EMPTY POSITION.</w:t>
+      </w:r>
+    </w:p>
+    <w:p>
+      <w:pPr>
+        <w:pStyle w:val="2"/>
+      </w:pPr>
+      <w:r>
+        <w:t>FREE GAME FEATURE</w:t>
       </w:r>
     </w:p>
     <w:p>
@@ -2990,33 +2495,14 @@
           <w:ilvl w:val="0"/>
           <w:numId w:val="1"/>
         </w:numPr>
-        <w:pBdr>
-          <w:top w:val="nil"/>
-          <w:left w:val="nil"/>
-          <w:bottom w:val="nil"/>
-          <w:right w:val="nil"/>
-          <w:between w:val="nil"/>
-        </w:pBdr>
         <w:spacing w:line="300" w:lineRule="auto"/>
-        <w:rPr>
-          <w:color w:val="000000"/>
-          <w:sz w:val="24"/>
-          <w:szCs w:val="24"/>
-        </w:rPr>
-      </w:pPr>
-      <w:r>
-        <w:rPr>
-          <w:sz w:val="24"/>
-          <w:szCs w:val="24"/>
-        </w:rPr>
-        <w:t xml:space="preserve">IF A GOLDEN FRAMED SYMBOL PARTICIPATES IN A WIN AND IS </w:t>
-      </w:r>
-      <w:r>
-        <w:rPr>
-          <w:sz w:val="24"/>
-          <w:szCs w:val="24"/>
-        </w:rPr>
-        <w:t>CLEARED, THAT POSITION CONVERTS INTO A [Wild].</w:t>
+      </w:pPr>
+      <w:r>
+        <w:rPr>
+          <w:sz w:val="24"/>
+          <w:szCs w:val="24"/>
+        </w:rPr>
+        <w:t>WHEN ALL CASCADES ARE COMPLETE, IF THE FINAL REELS SHOW 3, 4, OR 5 [C1], THE FREE GAME FEATURE IS TRIGGERED WITH 15, 17, OR 19 FREE SPINS RESPECTIVELY.</w:t>
       </w:r>
     </w:p>
     <w:p>
@@ -3025,34 +2511,14 @@
           <w:ilvl w:val="0"/>
           <w:numId w:val="1"/>
         </w:numPr>
-        <w:pBdr>
-          <w:top w:val="nil"/>
-          <w:left w:val="nil"/>
-          <w:bottom w:val="nil"/>
-          <w:right w:val="nil"/>
-          <w:between w:val="nil"/>
-        </w:pBdr>
         <w:spacing w:line="300" w:lineRule="auto"/>
-        <w:rPr>
-          <w:color w:val="000000"/>
-          <w:sz w:val="24"/>
-          <w:szCs w:val="24"/>
-        </w:rPr>
-      </w:pPr>
-      <w:r>
-        <w:rPr>
-          <w:sz w:val="24"/>
-          <w:szCs w:val="24"/>
-        </w:rPr>
-        <w:t>[Wild] DOES NOT APPEAR NATURALLY ON THE REELS AND IS MAINLY GENERATED THROUGH GOLDEN FRAME CONVERSION.</w:t>
-      </w:r>
-    </w:p>
-    <w:p>
-      <w:pPr>
-        <w:pStyle w:val="2"/>
-      </w:pPr>
-      <w:r>
-        <w:t>FREE GAME FEATURE</w:t>
+      </w:pPr>
+      <w:r>
+        <w:rPr>
+          <w:sz w:val="24"/>
+          <w:szCs w:val="24"/>
+        </w:rPr>
+        <w:t>DURING FREE GAME, THE ACCUMULATED MULTIPLIER IS NOT RESET BETWEEN SPINS AND IS CARRIED OVER UNTIL THE ENTIRE FREE GAME ENDS.</w:t>
       </w:r>
     </w:p>
     <w:p>
@@ -3061,33 +2527,14 @@
           <w:ilvl w:val="0"/>
           <w:numId w:val="1"/>
         </w:numPr>
-        <w:pBdr>
-          <w:top w:val="nil"/>
-          <w:left w:val="nil"/>
-          <w:bottom w:val="nil"/>
-          <w:right w:val="nil"/>
-          <w:between w:val="nil"/>
-        </w:pBdr>
         <w:spacing w:line="300" w:lineRule="auto"/>
-        <w:rPr>
-          <w:color w:val="000000"/>
-          <w:sz w:val="24"/>
-          <w:szCs w:val="24"/>
-        </w:rPr>
-      </w:pPr>
-      <w:r>
-        <w:rPr>
-          <w:sz w:val="24"/>
-          <w:szCs w:val="24"/>
-        </w:rPr>
-        <w:t xml:space="preserve">WHEN ALL CASCADES ARE COMPLETE, IF THE FINAL REELS SHOW {3}, {4}, OR {5} [Scatter], THE </w:t>
-      </w:r>
-      <w:r>
-        <w:rPr>
-          <w:sz w:val="24"/>
-          <w:szCs w:val="24"/>
-        </w:rPr>
-        <w:t>FREE GAME FEATURE IS TRIGGERED WITH {15}, {17}, OR {19} FREE SPINS RESPECTIVELY.</w:t>
+      </w:pPr>
+      <w:r>
+        <w:rPr>
+          <w:sz w:val="24"/>
+          <w:szCs w:val="24"/>
+        </w:rPr>
+        <w:t>DURING FREE GAME, GENERAL SYMBOLS ON REEL 3 ARE GUARANTEED TO APPEAR WITH GOLD FRAMES AND MULTIPLIERS.</w:t>
       </w:r>
     </w:p>
     <w:p>
@@ -3096,26 +2543,21 @@
           <w:ilvl w:val="0"/>
           <w:numId w:val="1"/>
         </w:numPr>
-        <w:pBdr>
-          <w:top w:val="nil"/>
-          <w:left w:val="nil"/>
-          <w:bottom w:val="nil"/>
-          <w:right w:val="nil"/>
-          <w:between w:val="nil"/>
-        </w:pBdr>
         <w:spacing w:line="300" w:lineRule="auto"/>
-        <w:rPr>
-          <w:color w:val="000000"/>
-          <w:sz w:val="24"/>
-          <w:szCs w:val="24"/>
-        </w:rPr>
-      </w:pPr>
-      <w:r>
-        <w:rPr>
-          <w:sz w:val="24"/>
-          <w:szCs w:val="24"/>
-        </w:rPr>
-        <w:t>DURING FREE GAME, THE ACCUMULATED MULTIPLIER IS NOT RESET BETWEEN SPINS AND IS CARRIED OVER UNTIL THE ENTIRE FREE GAME ENDS.</w:t>
+      </w:pPr>
+      <w:r>
+        <w:rPr>
+          <w:sz w:val="24"/>
+          <w:szCs w:val="24"/>
+        </w:rPr>
+        <w:t>AFTER ENTERING THE FREE GAME</w:t>
+      </w:r>
+      <w:r>
+        <w:rPr>
+          <w:sz w:val="24"/>
+          <w:szCs w:val="24"/>
+        </w:rPr>
+        <w:t>, INCLUDING RETRIGGERING, THE MAXIMUM NUMBER OF FREE SPINS IS 50.</w:t>
       </w:r>
     </w:p>
     <w:p>
@@ -3124,33 +2566,22 @@
           <w:ilvl w:val="0"/>
           <w:numId w:val="1"/>
         </w:numPr>
-        <w:pBdr>
-          <w:top w:val="nil"/>
-          <w:left w:val="nil"/>
-          <w:bottom w:val="nil"/>
-          <w:right w:val="nil"/>
-          <w:between w:val="nil"/>
-        </w:pBdr>
         <w:spacing w:line="300" w:lineRule="auto"/>
-        <w:rPr>
-          <w:color w:val="000000"/>
-          <w:sz w:val="24"/>
-          <w:szCs w:val="24"/>
-        </w:rPr>
-      </w:pPr>
-      <w:r>
-        <w:rPr>
-          <w:sz w:val="24"/>
-          <w:szCs w:val="24"/>
-        </w:rPr>
-        <w:t>AFTER ENTERING THE FREE GAME, INCLUDING RETRIGGERI</w:t>
-      </w:r>
-      <w:r>
-        <w:rPr>
-          <w:sz w:val="24"/>
-          <w:szCs w:val="24"/>
-        </w:rPr>
-        <w:t>NG, THE MAXIMUM NUMBER OF FREE SPINS IS {50}.</w:t>
+      </w:pPr>
+      <w:r>
+        <w:rPr>
+          <w:sz w:val="24"/>
+          <w:szCs w:val="24"/>
+        </w:rPr>
+        <w:t>FREE GAME CAN BE RETRIGGERED. RETRIGGERING FOLLOWS THE SAME CONDITIONS: 3, 4, OR 5 [C1] WILL ADD 15, 17, OR 19 FREE SPINS RESPECTIVELY.</w:t>
+      </w:r>
+    </w:p>
+    <w:p>
+      <w:pPr>
+        <w:pStyle w:val="2"/>
+      </w:pPr>
+      <w:r>
+        <w:t>EXTRA BET</w:t>
       </w:r>
     </w:p>
     <w:p>
@@ -3159,34 +2590,14 @@
           <w:ilvl w:val="0"/>
           <w:numId w:val="1"/>
         </w:numPr>
-        <w:pBdr>
-          <w:top w:val="nil"/>
-          <w:left w:val="nil"/>
-          <w:bottom w:val="nil"/>
-          <w:right w:val="nil"/>
-          <w:between w:val="nil"/>
-        </w:pBdr>
         <w:spacing w:line="300" w:lineRule="auto"/>
-        <w:rPr>
-          <w:color w:val="000000"/>
-          <w:sz w:val="24"/>
-          <w:szCs w:val="24"/>
-        </w:rPr>
-      </w:pPr>
-      <w:r>
-        <w:rPr>
-          <w:sz w:val="24"/>
-          <w:szCs w:val="24"/>
-        </w:rPr>
-        <w:t>FREE GAME CAN BE RETRIGGERED. RETRIGGERING FOLLOWS THE SAME CONDITIONS: {3}, {4}, OR {5} [Scatter] WILL ADD {15}, {17}, OR {19} FREE SPINS RESPECTIVELY.</w:t>
-      </w:r>
-    </w:p>
-    <w:p>
-      <w:pPr>
-        <w:pStyle w:val="2"/>
-      </w:pPr>
-      <w:r>
-        <w:t>EXTRA BET</w:t>
+      </w:pPr>
+      <w:r>
+        <w:rPr>
+          <w:sz w:val="24"/>
+          <w:szCs w:val="24"/>
+        </w:rPr>
+        <w:t>THE PLAYER MAY SELECT THE EXTRA BET MODE.</w:t>
       </w:r>
     </w:p>
     <w:p>
@@ -3195,33 +2606,21 @@
           <w:ilvl w:val="0"/>
           <w:numId w:val="1"/>
         </w:numPr>
-        <w:pBdr>
-          <w:top w:val="nil"/>
-          <w:left w:val="nil"/>
-          <w:bottom w:val="nil"/>
-          <w:right w:val="nil"/>
-          <w:between w:val="nil"/>
-        </w:pBdr>
         <w:spacing w:line="300" w:lineRule="auto"/>
-        <w:rPr>
-          <w:color w:val="000000"/>
-          <w:sz w:val="24"/>
-          <w:szCs w:val="24"/>
-        </w:rPr>
-      </w:pPr>
-      <w:r>
-        <w:rPr>
-          <w:sz w:val="24"/>
-          <w:szCs w:val="24"/>
-        </w:rPr>
-        <w:t>PLAYER MAY SELECT EXTRA BET MODE TO SPIN. EXTRA</w:t>
-      </w:r>
-      <w:r>
-        <w:rPr>
-          <w:sz w:val="24"/>
-          <w:szCs w:val="24"/>
-        </w:rPr>
-        <w:t xml:space="preserve"> BET COSTS {2}X THE TOTAL BET.</w:t>
+      </w:pPr>
+      <w:r>
+        <w:rPr>
+          <w:sz w:val="24"/>
+          <w:szCs w:val="24"/>
+        </w:rPr>
+        <w:t>EX</w:t>
+      </w:r>
+      <w:r>
+        <w:rPr>
+          <w:sz w:val="24"/>
+          <w:szCs w:val="24"/>
+        </w:rPr>
+        <w:t>TRA BET USES THE SAME BASE GAME, CASCADING, AND FREE GAME FLOW.</w:t>
       </w:r>
     </w:p>
     <w:p>
@@ -3230,41 +2629,22 @@
           <w:ilvl w:val="0"/>
           <w:numId w:val="1"/>
         </w:numPr>
-        <w:pBdr>
-          <w:top w:val="nil"/>
-          <w:left w:val="nil"/>
-          <w:bottom w:val="nil"/>
-          <w:right w:val="nil"/>
-          <w:between w:val="nil"/>
-        </w:pBdr>
         <w:spacing w:line="300" w:lineRule="auto"/>
-        <w:rPr>
-          <w:color w:val="000000"/>
-          <w:sz w:val="24"/>
-          <w:szCs w:val="24"/>
-        </w:rPr>
-      </w:pPr>
-      <w:r>
-        <w:rPr>
-          <w:sz w:val="24"/>
-          <w:szCs w:val="24"/>
-        </w:rPr>
-        <w:t xml:space="preserve">UNDER EXTRA BET, THE PROBABILITY OF TRIGGERING FREE GAME IS {5} </w:t>
-      </w:r>
-      <w:r>
-        <w:rPr>
-          <w:sz w:val="24"/>
-          <w:szCs w:val="24"/>
-        </w:rPr>
+      </w:pPr>
+      <w:r>
+        <w:rPr>
+          <w:sz w:val="24"/>
+          <w:szCs w:val="24"/>
+        </w:rPr>
+        <w:t>EXTRA BET COSTS 2X TOTAL BET AND INCREASES THE CHANCE TO TRIGGER THE FREE GAME FEATURE.</w:t>
+      </w:r>
+    </w:p>
+    <w:p>
+      <w:pPr>
+        <w:pStyle w:val="2"/>
+      </w:pPr>
+      <w:r>
         <w:lastRenderedPageBreak/>
-        <w:t>TIMES THAT OF NORMAL MODE.</w:t>
-      </w:r>
-    </w:p>
-    <w:p>
-      <w:pPr>
-        <w:pStyle w:val="2"/>
-      </w:pPr>
-      <w:r>
         <w:t>BUY FEATURE</w:t>
       </w:r>
     </w:p>
@@ -3274,26 +2654,14 @@
           <w:ilvl w:val="0"/>
           <w:numId w:val="1"/>
         </w:numPr>
-        <w:pBdr>
-          <w:top w:val="nil"/>
-          <w:left w:val="nil"/>
-          <w:bottom w:val="nil"/>
-          <w:right w:val="nil"/>
-          <w:between w:val="nil"/>
-        </w:pBdr>
         <w:spacing w:line="300" w:lineRule="auto"/>
-        <w:rPr>
-          <w:color w:val="000000"/>
-          <w:sz w:val="24"/>
-          <w:szCs w:val="24"/>
-        </w:rPr>
-      </w:pPr>
-      <w:r>
-        <w:rPr>
-          <w:sz w:val="24"/>
-          <w:szCs w:val="24"/>
-        </w:rPr>
-        <w:t>BUY FEATURE CAN BE PURCHASED BY USING A VALUE EQUAL TO {75}X TOTAL BET.</w:t>
+      </w:pPr>
+      <w:r>
+        <w:rPr>
+          <w:sz w:val="24"/>
+          <w:szCs w:val="24"/>
+        </w:rPr>
+        <w:t>BUY FEATURE CAN BE PURCHASED BY USING A VALUE EQUAL TO 75X TOTAL BET.</w:t>
       </w:r>
     </w:p>
     <w:p>
@@ -3302,41 +2670,21 @@
           <w:ilvl w:val="0"/>
           <w:numId w:val="1"/>
         </w:numPr>
-        <w:pBdr>
-          <w:top w:val="nil"/>
-          <w:left w:val="nil"/>
-          <w:bottom w:val="nil"/>
-          <w:right w:val="nil"/>
-          <w:between w:val="nil"/>
-        </w:pBdr>
         <w:spacing w:line="300" w:lineRule="auto"/>
-        <w:rPr>
-          <w:color w:val="000000"/>
-          <w:sz w:val="24"/>
-          <w:szCs w:val="24"/>
-        </w:rPr>
-      </w:pPr>
-      <w:r>
-        <w:rPr>
-          <w:sz w:val="24"/>
-          <w:szCs w:val="24"/>
-        </w:rPr>
-        <w:t xml:space="preserve">PURCHASING THE BUY FEATURE GRANTS ENTRY INTO FREE </w:t>
-      </w:r>
-      <w:r>
-        <w:rPr>
-          <w:sz w:val="24"/>
-          <w:szCs w:val="24"/>
-        </w:rPr>
-        <w:t>GAME WITH STANDARD FREE GAME RULES. NO SPECIAL GUARANTEED REELS OR CONFIGURATIONS APPLY.</w:t>
-      </w:r>
-    </w:p>
-    <w:p>
-      <w:pPr>
-        <w:pStyle w:val="2"/>
-      </w:pPr>
-      <w:r>
-        <w:t>OP JACKPOT</w:t>
+      </w:pPr>
+      <w:r>
+        <w:rPr>
+          <w:sz w:val="24"/>
+          <w:szCs w:val="24"/>
+        </w:rPr>
+        <w:t>PURCHASING THE FREE GA</w:t>
+      </w:r>
+      <w:r>
+        <w:rPr>
+          <w:sz w:val="24"/>
+          <w:szCs w:val="24"/>
+        </w:rPr>
+        <w:t>ME FEATURE GUARANTEES FREE GAME.</w:t>
       </w:r>
     </w:p>
     <w:p>
@@ -3345,26 +2693,22 @@
           <w:ilvl w:val="0"/>
           <w:numId w:val="1"/>
         </w:numPr>
-        <w:pBdr>
-          <w:top w:val="nil"/>
-          <w:left w:val="nil"/>
-          <w:bottom w:val="nil"/>
-          <w:right w:val="nil"/>
-          <w:between w:val="nil"/>
-        </w:pBdr>
         <w:spacing w:line="300" w:lineRule="auto"/>
-        <w:rPr>
-          <w:color w:val="000000"/>
-          <w:sz w:val="24"/>
-          <w:szCs w:val="24"/>
-        </w:rPr>
-      </w:pPr>
-      <w:r>
-        <w:rPr>
-          <w:sz w:val="24"/>
-          <w:szCs w:val="24"/>
-        </w:rPr>
-        <w:t>OP JACKPOT FEATURE IS TRIGGERED RANDOMLY BY {1} OR MORE [C1] ON THE REELS.</w:t>
+      </w:pPr>
+      <w:r>
+        <w:rPr>
+          <w:sz w:val="24"/>
+          <w:szCs w:val="24"/>
+        </w:rPr>
+        <w:t>WINS FROM THE TRIGGER SPIN ARE KEPT AND PAID TOGETHER WITH THE TOTAL WIN FROM THE FREE GAME FEATURE.</w:t>
+      </w:r>
+    </w:p>
+    <w:p>
+      <w:pPr>
+        <w:pStyle w:val="2"/>
+      </w:pPr>
+      <w:r>
+        <w:t>OP JACKPOT</w:t>
       </w:r>
     </w:p>
     <w:p>
@@ -3373,33 +2717,14 @@
           <w:ilvl w:val="0"/>
           <w:numId w:val="1"/>
         </w:numPr>
-        <w:pBdr>
-          <w:top w:val="nil"/>
-          <w:left w:val="nil"/>
-          <w:bottom w:val="nil"/>
-          <w:right w:val="nil"/>
-          <w:between w:val="nil"/>
-        </w:pBdr>
         <w:spacing w:line="300" w:lineRule="auto"/>
-        <w:rPr>
-          <w:color w:val="000000"/>
-          <w:sz w:val="24"/>
-          <w:szCs w:val="24"/>
-        </w:rPr>
-      </w:pPr>
-      <w:r>
-        <w:rPr>
-          <w:sz w:val="24"/>
-          <w:szCs w:val="24"/>
-        </w:rPr>
-        <w:t>DURING OP JACKPOT FEATURE, THERE ARE {12} [COIN] WHICH CONSIST OF [GRAND], [MAJOR</w:t>
-      </w:r>
-      <w:r>
-        <w:rPr>
-          <w:sz w:val="24"/>
-          <w:szCs w:val="24"/>
-        </w:rPr>
-        <w:t>], [MINOR] AND [MINI].</w:t>
+      </w:pPr>
+      <w:r>
+        <w:rPr>
+          <w:sz w:val="24"/>
+          <w:szCs w:val="24"/>
+        </w:rPr>
+        <w:t>OP JACKPOT FEATURE IS TRIGGERED RANDOMLY BY 1 OR MORE [C1] ON THE REELS.</w:t>
       </w:r>
     </w:p>
     <w:p>
@@ -3408,42 +2733,21 @@
           <w:ilvl w:val="0"/>
           <w:numId w:val="1"/>
         </w:numPr>
-        <w:pBdr>
-          <w:top w:val="nil"/>
-          <w:left w:val="nil"/>
-          <w:bottom w:val="nil"/>
-          <w:right w:val="nil"/>
-          <w:between w:val="nil"/>
-        </w:pBdr>
         <w:spacing w:line="300" w:lineRule="auto"/>
-        <w:rPr>
-          <w:color w:val="000000"/>
-          <w:sz w:val="24"/>
-          <w:szCs w:val="24"/>
-        </w:rPr>
-      </w:pPr>
-      <w:r>
-        <w:rPr>
-          <w:sz w:val="24"/>
-          <w:szCs w:val="24"/>
-        </w:rPr>
-        <w:t>SELECT A [COIN] TO REVEAL [GRAND], [MAJOR], [MINOR</w:t>
-      </w:r>
-      <w:proofErr w:type="gramStart"/>
-      <w:r>
-        <w:rPr>
-          <w:sz w:val="24"/>
-          <w:szCs w:val="24"/>
-        </w:rPr>
-        <w:t>],OR</w:t>
-      </w:r>
-      <w:proofErr w:type="gramEnd"/>
-      <w:r>
-        <w:rPr>
-          <w:sz w:val="24"/>
-          <w:szCs w:val="24"/>
-        </w:rPr>
-        <w:t xml:space="preserve"> [MINI].</w:t>
+      </w:pPr>
+      <w:r>
+        <w:rPr>
+          <w:sz w:val="24"/>
+          <w:szCs w:val="24"/>
+        </w:rPr>
+        <w:t>DURING OP JACKPOT FEATURE, THERE ARE {</w:t>
+      </w:r>
+      <w:r>
+        <w:rPr>
+          <w:sz w:val="24"/>
+          <w:szCs w:val="24"/>
+        </w:rPr>
+        <w:t>12} [COIN] WHICH CONSIST OF [GRAND], [MAJOR], [MINOR] AND [MINI].</w:t>
       </w:r>
     </w:p>
     <w:p>
@@ -3452,26 +2756,14 @@
           <w:ilvl w:val="0"/>
           <w:numId w:val="1"/>
         </w:numPr>
-        <w:pBdr>
-          <w:top w:val="nil"/>
-          <w:left w:val="nil"/>
-          <w:bottom w:val="nil"/>
-          <w:right w:val="nil"/>
-          <w:between w:val="nil"/>
-        </w:pBdr>
         <w:spacing w:line="300" w:lineRule="auto"/>
-        <w:rPr>
-          <w:color w:val="000000"/>
-          <w:sz w:val="24"/>
-          <w:szCs w:val="24"/>
-        </w:rPr>
-      </w:pPr>
-      <w:r>
-        <w:rPr>
-          <w:sz w:val="24"/>
-          <w:szCs w:val="24"/>
-        </w:rPr>
-        <w:t>IF PLAYER GETS {3} SAME JACKPOT SYMBOLS WILL WIN THE JACKPOT AND CALCULATE TOTAL WINNINGS.</w:t>
+      </w:pPr>
+      <w:r>
+        <w:rPr>
+          <w:sz w:val="24"/>
+          <w:szCs w:val="24"/>
+        </w:rPr>
+        <w:t>SELECT A [COIN] TO REVEAL [GRAND], [MAJOR], [MINOR], OR [MINI]. IF PLAYER GETS {3} SAME JACKPOT SYMBOLS WILL WIN THE JACKPOT AND CALCULATE TOTAL WINNINGS.</w:t>
       </w:r>
     </w:p>
     <w:p>
@@ -3480,33 +2772,21 @@
           <w:ilvl w:val="0"/>
           <w:numId w:val="1"/>
         </w:numPr>
-        <w:pBdr>
-          <w:top w:val="nil"/>
-          <w:left w:val="nil"/>
-          <w:bottom w:val="nil"/>
-          <w:right w:val="nil"/>
-          <w:between w:val="nil"/>
-        </w:pBdr>
         <w:spacing w:line="300" w:lineRule="auto"/>
-        <w:rPr>
-          <w:color w:val="000000"/>
-          <w:sz w:val="24"/>
-          <w:szCs w:val="24"/>
-        </w:rPr>
-      </w:pPr>
-      <w:r>
-        <w:rPr>
-          <w:sz w:val="24"/>
-          <w:szCs w:val="24"/>
-        </w:rPr>
-        <w:t xml:space="preserve">[GRAND] IS LINKED PROGRESSIVE JACKPOT. IF THE SINGLE GAME BET OPTION IS {2.00} </w:t>
-      </w:r>
-      <w:r>
-        <w:rPr>
-          <w:sz w:val="24"/>
-          <w:szCs w:val="24"/>
-        </w:rPr>
-        <w:t>OR ABOVE, THE PLAYER WILL UNLOCK [GRAND].</w:t>
+      </w:pPr>
+      <w:r>
+        <w:rPr>
+          <w:sz w:val="24"/>
+          <w:szCs w:val="24"/>
+        </w:rPr>
+        <w:t>[GRAND] IS LINKED PROGRESSIVE JACKP</w:t>
+      </w:r>
+      <w:r>
+        <w:rPr>
+          <w:sz w:val="24"/>
+          <w:szCs w:val="24"/>
+        </w:rPr>
+        <w:t>OT. IF THE SINGLE GAME BET OPTION IS 2.00 OR ABOVE, THE PLAYER WILL UNLOCK [GRAND].</w:t>
       </w:r>
     </w:p>
     <w:p>
@@ -3515,26 +2795,14 @@
           <w:ilvl w:val="0"/>
           <w:numId w:val="1"/>
         </w:numPr>
-        <w:pBdr>
-          <w:top w:val="nil"/>
-          <w:left w:val="nil"/>
-          <w:bottom w:val="nil"/>
-          <w:right w:val="nil"/>
-          <w:between w:val="nil"/>
-        </w:pBdr>
         <w:spacing w:line="300" w:lineRule="auto"/>
-        <w:rPr>
-          <w:color w:val="000000"/>
-          <w:sz w:val="24"/>
-          <w:szCs w:val="24"/>
-        </w:rPr>
-      </w:pPr>
-      <w:r>
-        <w:rPr>
-          <w:sz w:val="24"/>
-          <w:szCs w:val="24"/>
-        </w:rPr>
-        <w:t>[MAJOR] IS LINKED PROGRESSIVE JACKPOT. IF THE SINGLE GAME BET OPTION IS {2.00} OR ABOVE, THE PLAYER WILL UNLOCK [MAJOR].</w:t>
+      </w:pPr>
+      <w:r>
+        <w:rPr>
+          <w:sz w:val="24"/>
+          <w:szCs w:val="24"/>
+        </w:rPr>
+        <w:t>[MAJOR] IS LINKED PROGRESSIVE JACKPOT. IF THE SINGLE GAME BET OPTION IS 2.00 OR ABOVE, THE PLAYER WILL UNLOCK [MAJOR].</w:t>
       </w:r>
     </w:p>
     <w:p>
@@ -3543,26 +2811,21 @@
           <w:ilvl w:val="0"/>
           <w:numId w:val="1"/>
         </w:numPr>
-        <w:pBdr>
-          <w:top w:val="nil"/>
-          <w:left w:val="nil"/>
-          <w:bottom w:val="nil"/>
-          <w:right w:val="nil"/>
-          <w:between w:val="nil"/>
-        </w:pBdr>
         <w:spacing w:line="300" w:lineRule="auto"/>
-        <w:rPr>
-          <w:color w:val="000000"/>
-          <w:sz w:val="24"/>
-          <w:szCs w:val="24"/>
-        </w:rPr>
-      </w:pPr>
-      <w:r>
-        <w:rPr>
-          <w:sz w:val="24"/>
-          <w:szCs w:val="24"/>
-        </w:rPr>
-        <w:t>[MINOR] WILL CHANGE IF THE PLAYER SELECTS DIFFERENT BET OPTION.</w:t>
+      </w:pPr>
+      <w:r>
+        <w:rPr>
+          <w:sz w:val="24"/>
+          <w:szCs w:val="24"/>
+        </w:rPr>
+        <w:t>[MINOR] WILL CHANGE IF THE PLAYER SELECTS DIFFERENT B</w:t>
+      </w:r>
+      <w:r>
+        <w:rPr>
+          <w:sz w:val="24"/>
+          <w:szCs w:val="24"/>
+        </w:rPr>
+        <w:t>ET OPTION.</w:t>
       </w:r>
     </w:p>
     <w:p>
@@ -3571,41 +2834,14 @@
           <w:ilvl w:val="0"/>
           <w:numId w:val="1"/>
         </w:numPr>
-        <w:pBdr>
-          <w:top w:val="nil"/>
-          <w:left w:val="nil"/>
-          <w:bottom w:val="nil"/>
-          <w:right w:val="nil"/>
-          <w:between w:val="nil"/>
-        </w:pBdr>
         <w:spacing w:line="300" w:lineRule="auto"/>
-        <w:rPr>
-          <w:color w:val="000000"/>
-          <w:sz w:val="24"/>
-          <w:szCs w:val="24"/>
-        </w:rPr>
-      </w:pPr>
-      <w:r>
-        <w:rPr>
-          <w:sz w:val="24"/>
-          <w:szCs w:val="24"/>
-        </w:rPr>
-        <w:t xml:space="preserve">[MINI] WILL CHANGE IF THE </w:t>
-      </w:r>
-      <w:r>
-        <w:rPr>
-          <w:sz w:val="24"/>
-          <w:szCs w:val="24"/>
-        </w:rPr>
-        <w:t>PLAYER SELECTS DIFFERENT BET OPTION.</w:t>
-      </w:r>
-    </w:p>
-    <w:p>
-      <w:pPr>
-        <w:pStyle w:val="2"/>
-      </w:pPr>
-      <w:r>
-        <w:t>LINE GAME</w:t>
+      </w:pPr>
+      <w:r>
+        <w:rPr>
+          <w:sz w:val="24"/>
+          <w:szCs w:val="24"/>
+        </w:rPr>
+        <w:t>[MINI] WILL CHANGE IF THE PLAYER SELECTS DIFFERENT BET OPTION.</w:t>
       </w:r>
     </w:p>
     <w:p>
@@ -3614,26 +2850,22 @@
           <w:ilvl w:val="0"/>
           <w:numId w:val="1"/>
         </w:numPr>
-        <w:pBdr>
-          <w:top w:val="nil"/>
-          <w:left w:val="nil"/>
-          <w:bottom w:val="nil"/>
-          <w:right w:val="nil"/>
-          <w:between w:val="nil"/>
-        </w:pBdr>
         <w:spacing w:line="300" w:lineRule="auto"/>
-        <w:rPr>
-          <w:color w:val="000000"/>
-          <w:sz w:val="24"/>
-          <w:szCs w:val="24"/>
-        </w:rPr>
-      </w:pPr>
-      <w:r>
-        <w:rPr>
-          <w:sz w:val="24"/>
-          <w:szCs w:val="24"/>
-        </w:rPr>
-        <w:t>THE GAME HAS {20} FIXED PAY LINES.</w:t>
+      </w:pPr>
+      <w:r>
+        <w:rPr>
+          <w:sz w:val="24"/>
+          <w:szCs w:val="24"/>
+        </w:rPr>
+        <w:t>THE HIGHER THE PLAYER BETS, THE HIGHER THE CHANCE TO TRIGGER THE OP JACKPOT FEATURE.</w:t>
+      </w:r>
+    </w:p>
+    <w:p>
+      <w:pPr>
+        <w:pStyle w:val="2"/>
+      </w:pPr>
+      <w:r>
+        <w:t>LINE GAME</w:t>
       </w:r>
     </w:p>
     <w:p>
@@ -3642,26 +2874,14 @@
           <w:ilvl w:val="0"/>
           <w:numId w:val="1"/>
         </w:numPr>
-        <w:pBdr>
-          <w:top w:val="nil"/>
-          <w:left w:val="nil"/>
-          <w:bottom w:val="nil"/>
-          <w:right w:val="nil"/>
-          <w:between w:val="nil"/>
-        </w:pBdr>
         <w:spacing w:line="300" w:lineRule="auto"/>
-        <w:rPr>
-          <w:color w:val="000000"/>
-          <w:sz w:val="24"/>
-          <w:szCs w:val="24"/>
-        </w:rPr>
-      </w:pPr>
-      <w:r>
-        <w:rPr>
-          <w:sz w:val="24"/>
-          <w:szCs w:val="24"/>
-        </w:rPr>
-        <w:t>WINNING COMBINATIONS MUST START FROM REEL 1 AND RUN CONSECUTIVELY FROM LEFT TO RIGHT.</w:t>
+      </w:pPr>
+      <w:r>
+        <w:rPr>
+          <w:sz w:val="24"/>
+          <w:szCs w:val="24"/>
+        </w:rPr>
+        <w:t>THE GAME HAS 20 FIXED PAY LINES.</w:t>
       </w:r>
     </w:p>
     <w:p>
@@ -3670,56 +2890,69 @@
           <w:ilvl w:val="0"/>
           <w:numId w:val="1"/>
         </w:numPr>
-        <w:pBdr>
-          <w:top w:val="nil"/>
-          <w:left w:val="nil"/>
-          <w:bottom w:val="nil"/>
-          <w:right w:val="nil"/>
-          <w:between w:val="nil"/>
-        </w:pBdr>
         <w:spacing w:line="300" w:lineRule="auto"/>
-        <w:rPr>
-          <w:color w:val="000000"/>
-          <w:sz w:val="24"/>
-          <w:szCs w:val="24"/>
-        </w:rPr>
-      </w:pPr>
-      <w:r>
-        <w:rPr>
-          <w:sz w:val="24"/>
-          <w:szCs w:val="24"/>
-        </w:rPr>
-        <w:t>ONLY THE HIGHEST WIN PER LINE IS PAID.</w:t>
-      </w:r>
-    </w:p>
-    <w:p>
-      <w:pPr>
-        <w:pBdr>
-          <w:top w:val="nil"/>
-          <w:left w:val="nil"/>
-          <w:bottom w:val="nil"/>
-          <w:right w:val="nil"/>
-          <w:between w:val="nil"/>
-        </w:pBdr>
+      </w:pPr>
+      <w:r>
+        <w:rPr>
+          <w:sz w:val="24"/>
+          <w:szCs w:val="24"/>
+        </w:rPr>
+        <w:t>WINNING COMBINATIONS MUST START FROM THE LEFTMOST REEL</w:t>
+      </w:r>
+      <w:r>
+        <w:rPr>
+          <w:sz w:val="24"/>
+          <w:szCs w:val="24"/>
+        </w:rPr>
+        <w:t xml:space="preserve"> AND RUN CONSECUTIVELY FROM LEFT TO RIGHT.</w:t>
+      </w:r>
+    </w:p>
+    <w:p>
+      <w:pPr>
+        <w:numPr>
+          <w:ilvl w:val="0"/>
+          <w:numId w:val="1"/>
+        </w:numPr>
         <w:spacing w:line="300" w:lineRule="auto"/>
+      </w:pPr>
+      <w:r>
+        <w:rPr>
+          <w:sz w:val="24"/>
+          <w:szCs w:val="24"/>
+        </w:rPr>
+        <w:t>ONLY THE HIGHEST WIN PER PAY LINE IS PAID.</w:t>
+      </w:r>
+    </w:p>
+    <w:p>
+      <w:pPr>
+        <w:numPr>
+          <w:ilvl w:val="0"/>
+          <w:numId w:val="1"/>
+        </w:numPr>
+        <w:spacing w:line="300" w:lineRule="auto"/>
+      </w:pPr>
+      <w:r>
+        <w:rPr>
+          <w:sz w:val="24"/>
+          <w:szCs w:val="24"/>
+        </w:rPr>
+        <w:t>PLEASE REFER TO THE PAYLINE DIAGRAM FOR THE 20 FIXED PAY LINE PATTERNS.</w:t>
+      </w:r>
+    </w:p>
+    <w:p>
+      <w:pPr>
+        <w:spacing w:line="300" w:lineRule="auto"/>
+        <w:ind w:left="403"/>
         <w:rPr>
           <w:rFonts w:hint="eastAsia"/>
-          <w:color w:val="000000"/>
-          <w:sz w:val="24"/>
-          <w:szCs w:val="24"/>
-        </w:rPr>
-      </w:pPr>
-      <w:r>
-        <w:rPr>
-          <w:color w:val="000000"/>
-          <w:sz w:val="24"/>
-          <w:szCs w:val="24"/>
-        </w:rPr>
+        </w:rPr>
+      </w:pPr>
+      <w:r>
         <w:lastRenderedPageBreak/>
         <w:drawing>
-          <wp:inline distT="0" distB="0" distL="0" distR="0" wp14:anchorId="2E63BBCA" wp14:editId="29EC886A">
-            <wp:extent cx="6115050" cy="6359525"/>
-            <wp:effectExtent l="0" t="0" r="0" b="3175"/>
+          <wp:inline distT="0" distB="0" distL="0" distR="0" wp14:anchorId="70B5B05D" wp14:editId="52D7E43E">
+            <wp:extent cx="6115050" cy="6300470"/>
+            <wp:effectExtent l="0" t="0" r="0" b="5080"/>
             <wp:docPr id="1" name="圖片 1"/>
             <wp:cNvGraphicFramePr>
               <a:graphicFrameLocks xmlns:a="http://schemas.openxmlformats.org/drawingml/2006/main" noChangeAspect="1"/>
@@ -3740,7 +2973,7 @@
                   <pic:spPr>
                     <a:xfrm>
                       <a:off x="0" y="0"/>
-                      <a:ext cx="6115050" cy="6359525"/>
+                      <a:ext cx="6115050" cy="6300470"/>
                     </a:xfrm>
                     <a:prstGeom prst="rect">
                       <a:avLst/>
@@ -3758,7 +2991,7 @@
         <w:pStyle w:val="2"/>
       </w:pPr>
       <w:r>
-        <w:t>GAME RULES</w:t>
+        <w:t>GAME RULE</w:t>
       </w:r>
     </w:p>
     <w:p>
@@ -3767,19 +3000,7 @@
           <w:ilvl w:val="0"/>
           <w:numId w:val="1"/>
         </w:numPr>
-        <w:pBdr>
-          <w:top w:val="nil"/>
-          <w:left w:val="nil"/>
-          <w:bottom w:val="nil"/>
-          <w:right w:val="nil"/>
-          <w:between w:val="nil"/>
-        </w:pBdr>
         <w:spacing w:line="300" w:lineRule="auto"/>
-        <w:rPr>
-          <w:color w:val="000000"/>
-          <w:sz w:val="24"/>
-          <w:szCs w:val="24"/>
-        </w:rPr>
       </w:pPr>
       <w:r>
         <w:rPr>
@@ -3795,33 +3016,14 @@
           <w:ilvl w:val="0"/>
           <w:numId w:val="1"/>
         </w:numPr>
-        <w:pBdr>
-          <w:top w:val="nil"/>
-          <w:left w:val="nil"/>
-          <w:bottom w:val="nil"/>
-          <w:right w:val="nil"/>
-          <w:between w:val="nil"/>
-        </w:pBdr>
         <w:spacing w:line="300" w:lineRule="auto"/>
-        <w:rPr>
-          <w:color w:val="000000"/>
-          <w:sz w:val="24"/>
-          <w:szCs w:val="24"/>
-        </w:rPr>
-      </w:pPr>
-      <w:r>
-        <w:rPr>
-          <w:sz w:val="24"/>
-          <w:szCs w:val="24"/>
-        </w:rPr>
-        <w:t>AL</w:t>
-      </w:r>
-      <w:r>
-        <w:rPr>
-          <w:sz w:val="24"/>
-          <w:szCs w:val="24"/>
-        </w:rPr>
-        <w:t xml:space="preserve">L WINS ARE MULTIPLIED BY BET OPTION EXCEPT </w:t>
+      </w:pPr>
+      <w:r>
+        <w:rPr>
+          <w:sz w:val="24"/>
+          <w:szCs w:val="24"/>
+        </w:rPr>
+        <w:t xml:space="preserve">ALL WINS ARE MULTIPLIED BY BET OPTION EXCEPT </w:t>
       </w:r>
       <w:proofErr w:type="gramStart"/>
       <w:r>
@@ -3846,19 +3048,7 @@
           <w:ilvl w:val="0"/>
           <w:numId w:val="1"/>
         </w:numPr>
-        <w:pBdr>
-          <w:top w:val="nil"/>
-          <w:left w:val="nil"/>
-          <w:bottom w:val="nil"/>
-          <w:right w:val="nil"/>
-          <w:between w:val="nil"/>
-        </w:pBdr>
         <w:spacing w:line="300" w:lineRule="auto"/>
-        <w:rPr>
-          <w:color w:val="000000"/>
-          <w:sz w:val="24"/>
-          <w:szCs w:val="24"/>
-        </w:rPr>
       </w:pPr>
       <w:r>
         <w:rPr>
@@ -3874,97 +3064,21 @@
           <w:ilvl w:val="0"/>
           <w:numId w:val="1"/>
         </w:numPr>
-        <w:pBdr>
-          <w:top w:val="nil"/>
-          <w:left w:val="nil"/>
-          <w:bottom w:val="nil"/>
-          <w:right w:val="nil"/>
-          <w:between w:val="nil"/>
-        </w:pBdr>
         <w:spacing w:line="300" w:lineRule="auto"/>
-        <w:rPr>
-          <w:color w:val="000000"/>
-          <w:sz w:val="24"/>
-          <w:szCs w:val="24"/>
-        </w:rPr>
-      </w:pPr>
-      <w:r>
-        <w:rPr>
-          <w:sz w:val="24"/>
-          <w:szCs w:val="24"/>
-        </w:rPr>
-        <w:t>IF THE PLAYER LOSES CONNECTION DURING THE FREE GAME FEATURE, THE SYSTEM WILL CALCULATE THE GAME RESULTS AUTOMATICALLY AND THE WINNING PRIZES WILL BE ADDE</w:t>
-      </w:r>
-      <w:r>
-        <w:rPr>
-          <w:sz w:val="24"/>
-          <w:szCs w:val="24"/>
-        </w:rPr>
-        <w:t>D INTO THE BALANCE.</w:t>
-      </w:r>
-    </w:p>
-    <w:p>
-      <w:pPr>
-        <w:numPr>
-          <w:ilvl w:val="0"/>
-          <w:numId w:val="1"/>
-        </w:numPr>
-        <w:pBdr>
-          <w:top w:val="nil"/>
-          <w:left w:val="nil"/>
-          <w:bottom w:val="nil"/>
-          <w:right w:val="nil"/>
-          <w:between w:val="nil"/>
-        </w:pBdr>
-        <w:spacing w:line="300" w:lineRule="auto"/>
-        <w:rPr>
-          <w:color w:val="000000"/>
-          <w:sz w:val="24"/>
-          <w:szCs w:val="24"/>
-        </w:rPr>
-      </w:pPr>
-      <w:r>
-        <w:rPr>
-          <w:sz w:val="24"/>
-          <w:szCs w:val="24"/>
-        </w:rPr>
-        <w:t xml:space="preserve">THE GAME HAS 5 REELS AND 3 ROWS WITH {20} FIXED PAY LINES. WINNING </w:t>
-      </w:r>
-      <w:r>
-        <w:rPr>
-          <w:sz w:val="24"/>
-          <w:szCs w:val="24"/>
-        </w:rPr>
-        <w:lastRenderedPageBreak/>
-        <w:t>COMBINATIONS ARE EVALUATED CONSECUTIVELY FROM LEFT TO RIGHT.</w:t>
-      </w:r>
-    </w:p>
-    <w:p>
-      <w:pPr>
-        <w:numPr>
-          <w:ilvl w:val="0"/>
-          <w:numId w:val="1"/>
-        </w:numPr>
-        <w:pBdr>
-          <w:top w:val="nil"/>
-          <w:left w:val="nil"/>
-          <w:bottom w:val="nil"/>
-          <w:right w:val="nil"/>
-          <w:between w:val="nil"/>
-        </w:pBdr>
-        <w:spacing w:line="300" w:lineRule="auto"/>
-        <w:rPr>
-          <w:color w:val="000000"/>
-          <w:sz w:val="24"/>
-          <w:szCs w:val="24"/>
-        </w:rPr>
-      </w:pPr>
-      <w:r>
-        <w:rPr>
-          <w:sz w:val="24"/>
-          <w:szCs w:val="24"/>
-        </w:rPr>
-        <w:t>ONLY THE HIGHEST WIN PER LINE IS PAID.</w:t>
+      </w:pPr>
+      <w:r>
+        <w:rPr>
+          <w:sz w:val="24"/>
+          <w:szCs w:val="24"/>
+        </w:rPr>
+        <w:t>IF THE PLAYER LOSES CONNECTION DURING THE FREE GAME FEATURE, THE SYSTEM WILL CALCULATE THE GAME RESULTS AUTOMATICALLY AND THE WINNING PRIZES WILL BE AD</w:t>
+      </w:r>
+      <w:r>
+        <w:rPr>
+          <w:sz w:val="24"/>
+          <w:szCs w:val="24"/>
+        </w:rPr>
+        <w:t>DED INTO THE BALANCE.</w:t>
       </w:r>
     </w:p>
     <w:sectPr>
@@ -4021,18 +3135,18 @@
       <mc:AlternateContent>
         <mc:Choice Requires="wps">
           <w:drawing>
-            <wp:anchor distT="0" distB="0" distL="0" distR="0" simplePos="0" relativeHeight="251658240" behindDoc="1" locked="0" layoutInCell="1" hidden="0" allowOverlap="1" wp14:anchorId="2A80936A" wp14:editId="21A40A79">
+            <wp:anchor distT="0" distB="0" distL="0" distR="0" simplePos="0" relativeHeight="251658240" behindDoc="1" locked="0" layoutInCell="1" hidden="0" allowOverlap="1" wp14:anchorId="5FD87E9D" wp14:editId="0F7E3138">
               <wp:simplePos x="0" y="0"/>
               <wp:positionH relativeFrom="column">
-                <wp:posOffset>2635135</wp:posOffset>
+                <wp:posOffset>2644659</wp:posOffset>
               </wp:positionH>
               <wp:positionV relativeFrom="paragraph">
-                <wp:posOffset>9704543</wp:posOffset>
+                <wp:posOffset>9714068</wp:posOffset>
               </wp:positionV>
-              <wp:extent cx="220980" cy="248920"/>
+              <wp:extent cx="201930" cy="229870"/>
               <wp:effectExtent l="0" t="0" r="0" b="0"/>
               <wp:wrapNone/>
-              <wp:docPr id="2146794196" name="矩形 2146794196"/>
+              <wp:docPr id="2146794186" name="矩形 2146794186"/>
               <wp:cNvGraphicFramePr/>
               <a:graphic xmlns:a="http://schemas.openxmlformats.org/drawingml/2006/main">
                 <a:graphicData uri="http://schemas.microsoft.com/office/word/2010/wordprocessingShape">
@@ -4056,7 +3170,7 @@
                         <w:p>
                           <w:pPr>
                             <w:spacing w:before="20"/>
-                            <w:ind w:left="60" w:firstLine="420"/>
+                            <w:ind w:left="60" w:firstLine="300"/>
                             <w:textDirection w:val="btLr"/>
                           </w:pPr>
                           <w:r>
@@ -4081,13 +3195,13 @@
         </mc:Choice>
         <mc:Fallback>
           <w:pict>
-            <v:rect w14:anchorId="2A80936A" id="矩形 2146794196" o:spid="_x0000_s1042" style="position:absolute;margin-left:207.5pt;margin-top:764.15pt;width:17.4pt;height:19.6pt;z-index:-251658240;visibility:visible;mso-wrap-style:square;mso-wrap-distance-left:0;mso-wrap-distance-top:0;mso-wrap-distance-right:0;mso-wrap-distance-bottom:0;mso-position-horizontal:absolute;mso-position-horizontal-relative:text;mso-position-vertical:absolute;mso-position-vertical-relative:text;v-text-anchor:top" o:gfxdata="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" filled="f" stroked="f">
+            <v:rect w14:anchorId="5FD87E9D" id="矩形 2146794186" o:spid="_x0000_s1038" style="position:absolute;margin-left:208.25pt;margin-top:764.9pt;width:15.9pt;height:18.1pt;z-index:-251658240;visibility:visible;mso-wrap-style:square;mso-wrap-distance-left:0;mso-wrap-distance-top:0;mso-wrap-distance-right:0;mso-wrap-distance-bottom:0;mso-position-horizontal:absolute;mso-position-horizontal-relative:text;mso-position-vertical:absolute;mso-position-vertical-relative:text;v-text-anchor:top" o:gfxdata="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" filled="f" stroked="f">
               <v:textbox inset="0,0,0,0">
                 <w:txbxContent>
                   <w:p>
                     <w:pPr>
                       <w:spacing w:before="20"/>
-                      <w:ind w:left="60" w:firstLine="420"/>
+                      <w:ind w:left="60" w:firstLine="300"/>
                       <w:textDirection w:val="btLr"/>
                     </w:pPr>
                     <w:r>
@@ -4132,9 +3246,9 @@
 <file path=word/numbering.xml><?xml version="1.0" encoding="utf-8"?>
 <w:numbering xmlns:wpc="http://schemas.microsoft.com/office/word/2010/wordprocessingCanvas" xmlns:cx="http://schemas.microsoft.com/office/drawing/2014/chartex" xmlns:cx1="http://schemas.microsoft.com/office/drawing/2015/9/8/chartex" xmlns:cx2="http://schemas.microsoft.com/office/drawing/2015/10/21/chartex" xmlns:cx3="http://schemas.microsoft.com/office/drawing/2016/5/9/chartex" xmlns:cx4="http://schemas.microsoft.com/office/drawing/2016/5/10/chartex" xmlns:cx5="http://schemas.microsoft.com/office/drawing/2016/5/11/chartex" xmlns:cx6="http://schemas.microsoft.com/office/drawing/2016/5/12/chartex" xmlns:cx7="http://schemas.microsoft.com/office/drawing/2016/5/13/chartex" xmlns:cx8="http://schemas.microsoft.com/office/drawing/2016/5/14/chartex" xmlns:mc="http://schemas.openxmlformats.org/markup-compatibility/2006" xmlns:aink="http://schemas.microsoft.com/office/drawing/2016/ink" xmlns:am3d="http://schemas.microsoft.com/office/drawing/2017/model3d" xmlns:o="urn:schemas-microsoft-com:office:office" xmlns:r="http://schemas.openxmlformats.org/officeDocument/2006/relationships" xmlns:m="http://schemas.openxmlformats.org/officeDocument/2006/math" xmlns:v="urn:schemas-microsoft-com:vml" xmlns:wp14="http://schemas.microsoft.com/office/word/2010/wordprocessingDrawing" xmlns:wp="http://schemas.openxmlformats.org/drawingml/2006/wordprocessingDrawing" xmlns:w10="urn:schemas-microsoft-com:office:word" xmlns:w="http://schemas.openxmlformats.org/wordprocessingml/2006/main" xmlns:w14="http://schemas.microsoft.com/office/word/2010/wordml" xmlns:w15="http://schemas.microsoft.com/office/word/2012/wordml" xmlns:w16cex="http://schemas.microsoft.com/office/word/2018/wordml/cex" xmlns:w16cid="http://schemas.microsoft.com/office/word/2016/wordml/cid" xmlns:w16="http://schemas.microsoft.com/office/word/2018/wordml" xmlns:w16sdtdh="http://schemas.microsoft.com/office/word/2020/wordml/sdtdatahash" xmlns:w16se="http://schemas.microsoft.com/office/word/2015/wordml/symex" xmlns:wpg="http://schemas.microsoft.com/office/word/2010/wordprocessingGroup" xmlns:wpi="http://schemas.microsoft.com/office/word/2010/wordprocessingInk" xmlns:wne="http://schemas.microsoft.com/office/word/2006/wordml" xmlns:wps="http://schemas.microsoft.com/office/word/2010/wordprocessingShape" mc:Ignorable="w14 w15 w16se w16cid w16 w16cex w16sdtdh wp14">
   <w:abstractNum w:abstractNumId="0" w15:restartNumberingAfterBreak="0">
-    <w:nsid w:val="450F06C6"/>
+    <w:nsid w:val="41435C80"/>
     <w:multiLevelType w:val="multilevel"/>
-    <w:tmpl w:val="034A8BC6"/>
+    <w:tmpl w:val="BE5C73C6"/>
     <w:lvl w:ilvl="0">
       <w:numFmt w:val="bullet"/>
       <w:lvlText w:val="■"/>
@@ -4871,28 +3985,6 @@
     </w:tblPr>
   </w:style>
   <w:style w:type="table" w:customStyle="1" w:styleId="TableNormal4">
-    <w:name w:val="TableNormal"/>
-    <w:tblPr>
-      <w:tblCellMar>
-        <w:top w:w="100" w:type="dxa"/>
-        <w:left w:w="100" w:type="dxa"/>
-        <w:bottom w:w="100" w:type="dxa"/>
-        <w:right w:w="100" w:type="dxa"/>
-      </w:tblCellMar>
-    </w:tblPr>
-  </w:style>
-  <w:style w:type="table" w:customStyle="1" w:styleId="TableNormal5">
-    <w:name w:val="TableNormal"/>
-    <w:tblPr>
-      <w:tblCellMar>
-        <w:top w:w="100" w:type="dxa"/>
-        <w:left w:w="100" w:type="dxa"/>
-        <w:bottom w:w="100" w:type="dxa"/>
-        <w:right w:w="100" w:type="dxa"/>
-      </w:tblCellMar>
-    </w:tblPr>
-  </w:style>
-  <w:style w:type="table" w:customStyle="1" w:styleId="TableNormal6">
     <w:name w:val="Table Normal"/>
     <w:uiPriority w:val="2"/>
     <w:semiHidden/>
@@ -5012,28 +4104,28 @@
     </w:rPr>
   </w:style>
   <w:style w:type="table" w:customStyle="1" w:styleId="ab">
-    <w:basedOn w:val="TableNormal6"/>
+    <w:basedOn w:val="TableNormal4"/>
     <w:tblPr>
       <w:tblStyleRowBandSize w:val="1"/>
       <w:tblStyleColBandSize w:val="1"/>
     </w:tblPr>
   </w:style>
   <w:style w:type="table" w:customStyle="1" w:styleId="ac">
-    <w:basedOn w:val="TableNormal6"/>
+    <w:basedOn w:val="TableNormal4"/>
     <w:tblPr>
       <w:tblStyleRowBandSize w:val="1"/>
       <w:tblStyleColBandSize w:val="1"/>
     </w:tblPr>
   </w:style>
   <w:style w:type="table" w:customStyle="1" w:styleId="ad">
-    <w:basedOn w:val="TableNormal6"/>
+    <w:basedOn w:val="TableNormal4"/>
     <w:tblPr>
       <w:tblStyleRowBandSize w:val="1"/>
       <w:tblStyleColBandSize w:val="1"/>
     </w:tblPr>
   </w:style>
   <w:style w:type="table" w:customStyle="1" w:styleId="ae">
-    <w:basedOn w:val="TableNormal3"/>
+    <w:basedOn w:val="TableNormal1"/>
     <w:tblPr>
       <w:tblStyleRowBandSize w:val="1"/>
       <w:tblStyleColBandSize w:val="1"/>
@@ -5045,33 +4137,7 @@
       </w:tblCellMar>
     </w:tblPr>
   </w:style>
-  <w:style w:type="table" w:customStyle="1" w:styleId="af">
-    <w:basedOn w:val="TableNormal3"/>
-    <w:tblPr>
-      <w:tblStyleRowBandSize w:val="1"/>
-      <w:tblStyleColBandSize w:val="1"/>
-      <w:tblCellMar>
-        <w:top w:w="0" w:type="dxa"/>
-        <w:left w:w="0" w:type="dxa"/>
-        <w:bottom w:w="0" w:type="dxa"/>
-        <w:right w:w="0" w:type="dxa"/>
-      </w:tblCellMar>
-    </w:tblPr>
-  </w:style>
-  <w:style w:type="table" w:customStyle="1" w:styleId="af0">
-    <w:basedOn w:val="TableNormal3"/>
-    <w:tblPr>
-      <w:tblStyleRowBandSize w:val="1"/>
-      <w:tblStyleColBandSize w:val="1"/>
-      <w:tblCellMar>
-        <w:top w:w="0" w:type="dxa"/>
-        <w:left w:w="0" w:type="dxa"/>
-        <w:bottom w:w="0" w:type="dxa"/>
-        <w:right w:w="0" w:type="dxa"/>
-      </w:tblCellMar>
-    </w:tblPr>
-  </w:style>
-  <w:style w:type="paragraph" w:styleId="af1">
+  <w:style w:type="paragraph" w:styleId="af">
     <w:name w:val="Subtitle"/>
     <w:basedOn w:val="a"/>
     <w:next w:val="a"/>
@@ -5091,8 +4157,8 @@
       <w:szCs w:val="48"/>
     </w:rPr>
   </w:style>
-  <w:style w:type="table" w:customStyle="1" w:styleId="af2">
-    <w:basedOn w:val="TableNormal0"/>
+  <w:style w:type="table" w:customStyle="1" w:styleId="af0">
+    <w:basedOn w:val="TableNormal1"/>
     <w:tblPr>
       <w:tblStyleRowBandSize w:val="1"/>
       <w:tblStyleColBandSize w:val="1"/>
@@ -5392,7 +4458,7 @@
 
 <file path=customXml/item1.xml><?xml version="1.0" encoding="utf-8"?>
 <go:gDocsCustomXmlDataStorage xmlns:go="http://customooxmlschemas.google.com/" xmlns:r="http://schemas.openxmlformats.org/officeDocument/2006/relationships" uri="GoogleDocsCustomDataVersion2">
-  <go:docsCustomData xmlns:go="http://customooxmlschemas.google.com/" roundtripDataSignature="AMtx7mhc0qCdhqKzRQMuz5W7aYb9VD4Pog==">CgMxLjAyDmgud2t1bjlnYjc1aHgzMg5oLmFiN3gwNXR6b3hyMDIOaC43dWFmNDFoMzdkdnEyDmguanh2Z3NqZnI3NjllMg5oLnRlMmVhdGR5Y3ZoYjIOaC5xeXF6eXZqZDV2YmYyDmguM2Jsd3hobTZoenI1Mg5oLnRpNHp4MHJkbnU2aTgAciExWl9NSXh2RGhEaDlSTGV3SDhPQUU3YW9uUzFKSWZ6UXY=</go:docsCustomData>
+  <go:docsCustomData xmlns:go="http://customooxmlschemas.google.com/" roundtripDataSignature="AMtx7mgHrWEboNfCCgiihExH1HLjN5skyw==">CgMxLjAaFAoBMBIPCg0IB0IJEgdHdW5nc3VoMg5oLndrdW45Z2I3NWh4MzIOaC5hYjd4MDV0em94cjAyDmguN3VhZjQxaDM3ZHZxMg5oLmp4dmdzamZyNzY5ZTIOaC5xeXF6eXZqZDV2YmYyDmguMTY1Y2luMnlqNTN5Mg5oLjNibHd4aG02aHpyNTIOaC50aTR6eDByZG51Nmk4AHIhMWQ3c0p2TUtncm9QMlI0WFhtc3lmVFVFbDJ6LTJ6RGR1</go:docsCustomData>
 </go:gDocsCustomXmlDataStorage>
 </file>
 
